--- a/plans/8th Grade Technology/8th Grade Monthly Planning/1st Trimester/8° Technology - May.docx
+++ b/plans/8th Grade Technology/8th Grade Monthly Planning/1st Trimester/8° Technology - May.docx
@@ -11,65 +11,17 @@
           <w:szCs w:val="24"/>
           <w:lang w:val="es-PA"/>
         </w:rPr>
+        <w:spacing w:line="360" w:lineRule="auto" w:before="0" w:after="0"/>
       </w:pPr>
       <w:r>
         <w:rPr>
+          <w:rFonts w:ascii="Arial" w:hAnsi="Arial" w:eastAsia="Arial" w:cs="Arial"/>
           <w:b/>
+          <w:i w:val="0"/>
           <w:sz w:val="24"/>
-          <w:szCs w:val="24"/>
-          <w:lang w:val="es-PA"/>
+          <w:u w:val="none"/>
         </w:rPr>
         <w:t>MINISTERIO DE EDUCACIÓN DE PANAMÁ</w:t>
-      </w:r>
-      <w:r>
-        <w:rPr>
-          <w:noProof/>
-          <w:sz w:val="24"/>
-          <w:szCs w:val="24"/>
-        </w:rPr>
-        <w:drawing>
-          <wp:anchor distT="114300" distB="114300" distL="114300" distR="114300" simplePos="0" relativeHeight="251659264" behindDoc="0" locked="0" layoutInCell="1" hidden="0" allowOverlap="1" wp14:anchorId="55040CBA" wp14:editId="4BC7CD8F">
-            <wp:simplePos x="0" y="0"/>
-            <wp:positionH relativeFrom="column">
-              <wp:posOffset>-33020</wp:posOffset>
-            </wp:positionH>
-            <wp:positionV relativeFrom="paragraph">
-              <wp:posOffset>10795</wp:posOffset>
-            </wp:positionV>
-            <wp:extent cx="624840" cy="693420"/>
-            <wp:effectExtent l="0" t="0" r="3810" b="0"/>
-            <wp:wrapNone/>
-            <wp:docPr id="6" name="image1.png" descr="A logo for a science academy&#10;&#10;AI-generated content may be incorrect."/>
-            <wp:cNvGraphicFramePr/>
-            <a:graphic xmlns:a="http://schemas.openxmlformats.org/drawingml/2006/main">
-              <a:graphicData uri="http://schemas.openxmlformats.org/drawingml/2006/picture">
-                <pic:pic xmlns:pic="http://schemas.openxmlformats.org/drawingml/2006/picture">
-                  <pic:nvPicPr>
-                    <pic:cNvPr id="6" name="image1.png" descr="A logo for a science academy&#10;&#10;AI-generated content may be incorrect."/>
-                    <pic:cNvPicPr preferRelativeResize="0"/>
-                  </pic:nvPicPr>
-                  <pic:blipFill>
-                    <a:blip r:embed="rId6"/>
-                    <a:srcRect/>
-                    <a:stretch>
-                      <a:fillRect/>
-                    </a:stretch>
-                  </pic:blipFill>
-                  <pic:spPr>
-                    <a:xfrm>
-                      <a:off x="0" y="0"/>
-                      <a:ext cx="624840" cy="693420"/>
-                    </a:xfrm>
-                    <a:prstGeom prst="rect">
-                      <a:avLst/>
-                    </a:prstGeom>
-                    <a:ln/>
-                  </pic:spPr>
-                </pic:pic>
-              </a:graphicData>
-            </a:graphic>
-          </wp:anchor>
-        </w:drawing>
       </w:r>
     </w:p>
     <w:p>
@@ -80,12 +32,15 @@
           <w:sz w:val="24"/>
           <w:szCs w:val="24"/>
         </w:rPr>
+        <w:spacing w:line="360" w:lineRule="auto" w:before="0" w:after="0"/>
       </w:pPr>
       <w:r>
         <w:rPr>
+          <w:rFonts w:ascii="Arial" w:hAnsi="Arial" w:eastAsia="Arial" w:cs="Arial"/>
           <w:b/>
+          <w:i w:val="0"/>
           <w:sz w:val="24"/>
-          <w:szCs w:val="24"/>
+          <w:u w:val="none"/>
         </w:rPr>
         <w:t>ACADEMIA INTERNACIONAL DAVID</w:t>
       </w:r>
@@ -98,14 +53,17 @@
           <w:sz w:val="24"/>
           <w:szCs w:val="24"/>
         </w:rPr>
+        <w:spacing w:line="360" w:lineRule="auto" w:before="0" w:after="0"/>
       </w:pPr>
       <w:r>
         <w:rPr>
+          <w:rFonts w:ascii="Arial" w:hAnsi="Arial" w:eastAsia="Arial" w:cs="Arial"/>
           <w:b/>
+          <w:i w:val="0"/>
           <w:sz w:val="24"/>
-          <w:szCs w:val="24"/>
+          <w:u w:val="none"/>
         </w:rPr>
-        <w:t xml:space="preserve">WEEKLY/MONTHLY PLAN </w:t>
+        <w:t>WEEKLY/MONTHLY PLAN</w:t>
       </w:r>
     </w:p>
     <w:p>
@@ -116,8 +74,16 @@
           <w:sz w:val="24"/>
           <w:szCs w:val="24"/>
         </w:rPr>
+        <w:spacing w:line="360" w:lineRule="auto" w:before="0" w:after="0"/>
       </w:pPr>
       <w:r>
+        <w:rPr>
+          <w:rFonts w:ascii="Arial" w:hAnsi="Arial" w:eastAsia="Arial" w:cs="Arial"/>
+          <w:b/>
+          <w:i w:val="0"/>
+          <w:sz w:val="24"/>
+          <w:u w:val="none"/>
+        </w:rPr>
         <w:t>MONTH: MAY</w:t>
       </w:r>
     </w:p>
@@ -129,8 +95,16 @@
           <w:sz w:val="24"/>
           <w:szCs w:val="24"/>
         </w:rPr>
+        <w:spacing w:line="360" w:lineRule="auto" w:before="0" w:after="0"/>
       </w:pPr>
       <w:r>
+        <w:rPr>
+          <w:rFonts w:ascii="Arial" w:hAnsi="Arial" w:eastAsia="Arial" w:cs="Arial"/>
+          <w:b/>
+          <w:i w:val="0"/>
+          <w:sz w:val="24"/>
+          <w:u w:val="none"/>
+        </w:rPr>
         <w:t>WEEKS: 5</w:t>
       </w:r>
     </w:p>
@@ -155,8 +129,29 @@
             <w:tcW w:w="2564" w:type="dxa"/>
           </w:tcPr>
           <w:p>
-            <w:r>
-              <w:t>Subject: Technology</w:t>
+            <w:pPr>
+              <w:spacing w:line="360" w:lineRule="auto" w:before="0" w:after="0"/>
+            </w:pPr>
+            <w:r/>
+            <w:r>
+              <w:rPr>
+                <w:rFonts w:ascii="Arial" w:hAnsi="Arial" w:eastAsia="Arial" w:cs="Arial"/>
+                <w:b/>
+                <w:i w:val="0"/>
+                <w:sz w:val="24"/>
+                <w:u w:val="none"/>
+              </w:rPr>
+              <w:t>Subject:</w:t>
+            </w:r>
+            <w:r>
+              <w:rPr>
+                <w:rFonts w:ascii="Arial" w:hAnsi="Arial" w:eastAsia="Arial" w:cs="Arial"/>
+                <w:b w:val="0"/>
+                <w:i w:val="0"/>
+                <w:sz w:val="24"/>
+                <w:u w:val="none"/>
+              </w:rPr>
+              <w:t xml:space="preserve"> Technology</w:t>
             </w:r>
           </w:p>
         </w:tc>
@@ -165,8 +160,29 @@
             <w:tcW w:w="2921" w:type="dxa"/>
           </w:tcPr>
           <w:p>
-            <w:r>
-              <w:t>Teacher: Porfirio Rios</w:t>
+            <w:pPr>
+              <w:spacing w:line="360" w:lineRule="auto" w:before="0" w:after="0"/>
+            </w:pPr>
+            <w:r/>
+            <w:r>
+              <w:rPr>
+                <w:rFonts w:ascii="Arial" w:hAnsi="Arial" w:eastAsia="Arial" w:cs="Arial"/>
+                <w:b/>
+                <w:i w:val="0"/>
+                <w:sz w:val="24"/>
+                <w:u w:val="none"/>
+              </w:rPr>
+              <w:t>Teacher:</w:t>
+            </w:r>
+            <w:r>
+              <w:rPr>
+                <w:rFonts w:ascii="Arial" w:hAnsi="Arial" w:eastAsia="Arial" w:cs="Arial"/>
+                <w:b w:val="0"/>
+                <w:i w:val="0"/>
+                <w:sz w:val="24"/>
+                <w:u w:val="none"/>
+              </w:rPr>
+              <w:t xml:space="preserve"> Porfirio Rios</w:t>
             </w:r>
           </w:p>
         </w:tc>
@@ -175,8 +191,29 @@
             <w:tcW w:w="2207" w:type="dxa"/>
           </w:tcPr>
           <w:p>
-            <w:r>
-              <w:t>Grade: 8th</w:t>
+            <w:pPr>
+              <w:spacing w:line="360" w:lineRule="auto" w:before="0" w:after="0"/>
+            </w:pPr>
+            <w:r/>
+            <w:r>
+              <w:rPr>
+                <w:rFonts w:ascii="Arial" w:hAnsi="Arial" w:eastAsia="Arial" w:cs="Arial"/>
+                <w:b/>
+                <w:i w:val="0"/>
+                <w:sz w:val="24"/>
+                <w:u w:val="none"/>
+              </w:rPr>
+              <w:t>Grade:</w:t>
+            </w:r>
+            <w:r>
+              <w:rPr>
+                <w:rFonts w:ascii="Arial" w:hAnsi="Arial" w:eastAsia="Arial" w:cs="Arial"/>
+                <w:b w:val="0"/>
+                <w:i w:val="0"/>
+                <w:sz w:val="24"/>
+                <w:u w:val="none"/>
+              </w:rPr>
+              <w:t xml:space="preserve"> 8th</w:t>
             </w:r>
           </w:p>
         </w:tc>
@@ -185,8 +222,29 @@
             <w:tcW w:w="2564" w:type="dxa"/>
           </w:tcPr>
           <w:p>
-            <w:r>
-              <w:t>Trimester:1st</w:t>
+            <w:pPr>
+              <w:spacing w:line="360" w:lineRule="auto" w:before="0" w:after="0"/>
+            </w:pPr>
+            <w:r/>
+            <w:r>
+              <w:rPr>
+                <w:rFonts w:ascii="Arial" w:hAnsi="Arial" w:eastAsia="Arial" w:cs="Arial"/>
+                <w:b/>
+                <w:i w:val="0"/>
+                <w:sz w:val="24"/>
+                <w:u w:val="none"/>
+              </w:rPr>
+              <w:t>Trimester:</w:t>
+            </w:r>
+            <w:r>
+              <w:rPr>
+                <w:rFonts w:ascii="Arial" w:hAnsi="Arial" w:eastAsia="Arial" w:cs="Arial"/>
+                <w:b w:val="0"/>
+                <w:i w:val="0"/>
+                <w:sz w:val="24"/>
+                <w:u w:val="none"/>
+              </w:rPr>
+              <w:t xml:space="preserve"> 1st</w:t>
             </w:r>
           </w:p>
         </w:tc>
@@ -195,8 +253,29 @@
             <w:tcW w:w="2564" w:type="dxa"/>
           </w:tcPr>
           <w:p>
-            <w:r>
-              <w:t>Year: 2026</w:t>
+            <w:pPr>
+              <w:spacing w:line="360" w:lineRule="auto" w:before="0" w:after="0"/>
+            </w:pPr>
+            <w:r/>
+            <w:r>
+              <w:rPr>
+                <w:rFonts w:ascii="Arial" w:hAnsi="Arial" w:eastAsia="Arial" w:cs="Arial"/>
+                <w:b/>
+                <w:i w:val="0"/>
+                <w:sz w:val="24"/>
+                <w:u w:val="none"/>
+              </w:rPr>
+              <w:t>Year:</w:t>
+            </w:r>
+            <w:r>
+              <w:rPr>
+                <w:rFonts w:ascii="Arial" w:hAnsi="Arial" w:eastAsia="Arial" w:cs="Arial"/>
+                <w:b w:val="0"/>
+                <w:i w:val="0"/>
+                <w:sz w:val="24"/>
+                <w:u w:val="none"/>
+              </w:rPr>
+              <w:t xml:space="preserve"> 2026</w:t>
             </w:r>
           </w:p>
         </w:tc>
@@ -205,8 +284,29 @@
             <w:tcW w:w="2564" w:type="dxa"/>
           </w:tcPr>
           <w:p>
-            <w:r>
-              <w:t>Weekly Hours: 3</w:t>
+            <w:pPr>
+              <w:spacing w:line="360" w:lineRule="auto" w:before="0" w:after="0"/>
+            </w:pPr>
+            <w:r/>
+            <w:r>
+              <w:rPr>
+                <w:rFonts w:ascii="Arial" w:hAnsi="Arial" w:eastAsia="Arial" w:cs="Arial"/>
+                <w:b/>
+                <w:i w:val="0"/>
+                <w:sz w:val="24"/>
+                <w:u w:val="none"/>
+              </w:rPr>
+              <w:t>Weekly Hours:</w:t>
+            </w:r>
+            <w:r>
+              <w:rPr>
+                <w:rFonts w:ascii="Arial" w:hAnsi="Arial" w:eastAsia="Arial" w:cs="Arial"/>
+                <w:b w:val="0"/>
+                <w:i w:val="0"/>
+                <w:sz w:val="24"/>
+                <w:u w:val="none"/>
+              </w:rPr>
+              <w:t xml:space="preserve"> 3</w:t>
             </w:r>
           </w:p>
         </w:tc>
@@ -218,13 +318,62 @@
             <w:gridSpan w:val="6"/>
           </w:tcPr>
           <w:p>
-            <w:r>
+            <w:pPr>
+              <w:spacing w:line="480" w:lineRule="auto" w:before="0" w:after="0"/>
+            </w:pPr>
+            <w:r>
+              <w:rPr>
+                <w:rFonts w:ascii="Arial" w:hAnsi="Arial" w:eastAsia="Arial" w:cs="Arial"/>
+                <w:b/>
+                <w:i w:val="0"/>
+                <w:sz w:val="24"/>
+                <w:u w:val="none"/>
+              </w:rPr>
               <w:t>Competences:</w:t>
-              <w:br/>
+            </w:r>
+          </w:p>
+          <w:p>
+            <w:pPr>
+              <w:spacing w:line="480" w:lineRule="auto" w:before="0" w:after="0"/>
+            </w:pPr>
+            <w:r>
+              <w:rPr>
+                <w:rFonts w:ascii="Arial" w:hAnsi="Arial" w:eastAsia="Arial" w:cs="Arial"/>
+                <w:b w:val="0"/>
+                <w:i w:val="0"/>
+                <w:sz w:val="24"/>
+                <w:u w:val="none"/>
+              </w:rPr>
               <w:t>Build and organize a multi-page Google Sites portfolio with clear navigation, campaign purpose, and required evidence.</w:t>
-              <w:br/>
+            </w:r>
+          </w:p>
+          <w:p>
+            <w:pPr>
+              <w:spacing w:line="480" w:lineRule="auto" w:before="0" w:after="0"/>
+            </w:pPr>
+            <w:r>
+              <w:rPr>
+                <w:rFonts w:ascii="Arial" w:hAnsi="Arial" w:eastAsia="Arial" w:cs="Arial"/>
+                <w:b w:val="0"/>
+                <w:i w:val="0"/>
+                <w:sz w:val="24"/>
+                <w:u w:val="none"/>
+              </w:rPr>
               <w:t>Integrate original vector graphics, environmental video, campaign media, research, and source credits responsibly.</w:t>
-              <w:br/>
+            </w:r>
+          </w:p>
+          <w:p>
+            <w:pPr>
+              <w:spacing w:line="480" w:lineRule="auto" w:before="0" w:after="0"/>
+            </w:pPr>
+            <w:r>
+              <w:rPr>
+                <w:rFonts w:ascii="Arial" w:hAnsi="Arial" w:eastAsia="Arial" w:cs="Arial"/>
+                <w:b w:val="0"/>
+                <w:i w:val="0"/>
+                <w:sz w:val="24"/>
+                <w:u w:val="none"/>
+              </w:rPr>
               <w:t>Test, present, and reflect on navigation, readability, accessibility, media choices, design decisions, and learning.</w:t>
             </w:r>
           </w:p>
@@ -237,13 +386,62 @@
             <w:gridSpan w:val="6"/>
           </w:tcPr>
           <w:p>
-            <w:r>
+            <w:pPr>
+              <w:spacing w:line="480" w:lineRule="auto" w:before="0" w:after="0"/>
+            </w:pPr>
+            <w:r>
+              <w:rPr>
+                <w:rFonts w:ascii="Arial" w:hAnsi="Arial" w:eastAsia="Arial" w:cs="Arial"/>
+                <w:b/>
+                <w:i w:val="0"/>
+                <w:sz w:val="24"/>
+                <w:u w:val="none"/>
+              </w:rPr>
               <w:t>Learning Objectives:</w:t>
-              <w:br/>
+            </w:r>
+          </w:p>
+          <w:p>
+            <w:pPr>
+              <w:spacing w:line="480" w:lineRule="auto" w:before="0" w:after="0"/>
+            </w:pPr>
+            <w:r>
+              <w:rPr>
+                <w:rFonts w:ascii="Arial" w:hAnsi="Arial" w:eastAsia="Arial" w:cs="Arial"/>
+                <w:b w:val="0"/>
+                <w:i w:val="0"/>
+                <w:sz w:val="24"/>
+                <w:u w:val="none"/>
+              </w:rPr>
               <w:t>Prepare and check final evidence from vector graphics, research, HTML/CSS practice, and campaign planning.</w:t>
-              <w:br/>
+            </w:r>
+          </w:p>
+          <w:p>
+            <w:pPr>
+              <w:spacing w:line="480" w:lineRule="auto" w:before="0" w:after="0"/>
+            </w:pPr>
+            <w:r>
+              <w:rPr>
+                <w:rFonts w:ascii="Arial" w:hAnsi="Arial" w:eastAsia="Arial" w:cs="Arial"/>
+                <w:b w:val="0"/>
+                <w:i w:val="0"/>
+                <w:sz w:val="24"/>
+                <w:u w:val="none"/>
+              </w:rPr>
               <w:t>Build Google Sites pages with homepage, campaign page, media/evidence page, reflection, navigation, and credits.</w:t>
-              <w:br/>
+            </w:r>
+          </w:p>
+          <w:p>
+            <w:pPr>
+              <w:spacing w:line="480" w:lineRule="auto" w:before="0" w:after="0"/>
+            </w:pPr>
+            <w:r>
+              <w:rPr>
+                <w:rFonts w:ascii="Arial" w:hAnsi="Arial" w:eastAsia="Arial" w:cs="Arial"/>
+                <w:b w:val="0"/>
+                <w:i w:val="0"/>
+                <w:sz w:val="24"/>
+                <w:u w:val="none"/>
+              </w:rPr>
               <w:t>Present the finished portfolio and explain how graphics, layout, content, media, and sources support the audience.</w:t>
             </w:r>
           </w:p>
@@ -256,13 +454,62 @@
             <w:gridSpan w:val="6"/>
           </w:tcPr>
           <w:p>
-            <w:r>
+            <w:pPr>
+              <w:spacing w:line="480" w:lineRule="auto" w:before="0" w:after="0"/>
+            </w:pPr>
+            <w:r>
+              <w:rPr>
+                <w:rFonts w:ascii="Arial" w:hAnsi="Arial" w:eastAsia="Arial" w:cs="Arial"/>
+                <w:b/>
+                <w:i w:val="0"/>
+                <w:sz w:val="24"/>
+                <w:u w:val="none"/>
+              </w:rPr>
               <w:t>Learning Outcomes:</w:t>
-              <w:br/>
+            </w:r>
+          </w:p>
+          <w:p>
+            <w:pPr>
+              <w:spacing w:line="480" w:lineRule="auto" w:before="0" w:after="0"/>
+            </w:pPr>
+            <w:r>
+              <w:rPr>
+                <w:rFonts w:ascii="Arial" w:hAnsi="Arial" w:eastAsia="Arial" w:cs="Arial"/>
+                <w:b w:val="0"/>
+                <w:i w:val="0"/>
+                <w:sz w:val="24"/>
+                <w:u w:val="none"/>
+              </w:rPr>
               <w:t>Submit a portfolio planning map, evidence checklist, and Google Sites setup evidence.</w:t>
-              <w:br/>
+            </w:r>
+          </w:p>
+          <w:p>
+            <w:pPr>
+              <w:spacing w:line="480" w:lineRule="auto" w:before="0" w:after="0"/>
+            </w:pPr>
+            <w:r>
+              <w:rPr>
+                <w:rFonts w:ascii="Arial" w:hAnsi="Arial" w:eastAsia="Arial" w:cs="Arial"/>
+                <w:b w:val="0"/>
+                <w:i w:val="0"/>
+                <w:sz w:val="24"/>
+                <w:u w:val="none"/>
+              </w:rPr>
               <w:t>Build and revise the exam portfolio during Weeks 10-11 using testing, feedback, accessibility, and credit checks.</w:t>
-              <w:br/>
+            </w:r>
+          </w:p>
+          <w:p>
+            <w:pPr>
+              <w:spacing w:line="480" w:lineRule="auto" w:before="0" w:after="0"/>
+            </w:pPr>
+            <w:r>
+              <w:rPr>
+                <w:rFonts w:ascii="Arial" w:hAnsi="Arial" w:eastAsia="Arial" w:cs="Arial"/>
+                <w:b w:val="0"/>
+                <w:i w:val="0"/>
+                <w:sz w:val="24"/>
+                <w:u w:val="none"/>
+              </w:rPr>
               <w:t>Present the final portfolio and submit reflection/archive evidence during Weeks 12-13 as scheduled.</w:t>
             </w:r>
           </w:p>
@@ -290,9 +537,21 @@
               <w:right w:val="single" w:sz="4" w:space="0" w:color="auto"/>
             </w:tcBorders>
             <w:shd w:val="clear" w:color="auto" w:fill="A8D08D"/>
+            <w:vAlign w:val="center"/>
           </w:tcPr>
           <w:p>
-            <w:r>
+            <w:pPr>
+              <w:jc w:val="center"/>
+              <w:spacing w:line="360" w:lineRule="auto" w:before="0" w:after="0"/>
+            </w:pPr>
+            <w:r>
+              <w:rPr>
+                <w:rFonts w:ascii="Arial" w:hAnsi="Arial" w:eastAsia="Arial" w:cs="Arial"/>
+                <w:b/>
+                <w:i w:val="0"/>
+                <w:sz w:val="24"/>
+                <w:u w:val="none"/>
+              </w:rPr>
               <w:t>8A, 8B day – 45min – May - Week 9</w:t>
             </w:r>
           </w:p>
@@ -307,9 +566,21 @@
               <w:right w:val="single" w:sz="4" w:space="0" w:color="auto"/>
             </w:tcBorders>
             <w:shd w:val="clear" w:color="auto" w:fill="A8D08D"/>
+            <w:vAlign w:val="center"/>
           </w:tcPr>
           <w:p>
-            <w:r>
+            <w:pPr>
+              <w:jc w:val="center"/>
+              <w:spacing w:line="360" w:lineRule="auto" w:before="0" w:after="0"/>
+            </w:pPr>
+            <w:r>
+              <w:rPr>
+                <w:rFonts w:ascii="Arial" w:hAnsi="Arial" w:eastAsia="Arial" w:cs="Arial"/>
+                <w:b/>
+                <w:i w:val="0"/>
+                <w:sz w:val="24"/>
+                <w:u w:val="none"/>
+              </w:rPr>
               <w:t>8A, 8B day – 90 min – May - Week 9</w:t>
             </w:r>
           </w:p>
@@ -325,37 +596,270 @@
               <w:bottom w:val="single" w:sz="4" w:space="0" w:color="auto"/>
               <w:right w:val="single" w:sz="4" w:space="0" w:color="auto"/>
             </w:tcBorders>
+            <w:vAlign w:val="top"/>
           </w:tcPr>
           <w:p>
-            <w:r>
-              <w:t>Topic:</w:t>
-              <w:br/>
+            <w:pPr>
+              <w:spacing w:line="360" w:lineRule="auto" w:before="0" w:after="0"/>
+            </w:pPr>
+            <w:r>
+              <w:rPr>
+                <w:rFonts w:ascii="Arial" w:hAnsi="Arial" w:eastAsia="Arial" w:cs="Arial"/>
+                <w:b/>
+                <w:i w:val="0"/>
+                <w:sz w:val="24"/>
+                <w:u w:val="none"/>
+              </w:rPr>
+              <w:t xml:space="preserve">Topic: </w:t>
+            </w:r>
+            <w:r>
+              <w:rPr>
+                <w:rFonts w:ascii="Arial" w:hAnsi="Arial" w:eastAsia="Arial" w:cs="Arial"/>
+                <w:b w:val="0"/>
+                <w:i w:val="0"/>
+                <w:sz w:val="24"/>
+                <w:u w:val="none"/>
+              </w:rPr>
               <w:t>Project evidence check</w:t>
-              <w:br/>
-              <w:br/>
-              <w:t>Pre-activities</w:t>
-              <w:br/>
+            </w:r>
+          </w:p>
+          <w:p>
+            <w:pPr>
+              <w:spacing w:line="360" w:lineRule="auto" w:before="0" w:after="0"/>
+            </w:pPr>
+            <w:r>
+              <w:rPr>
+                <w:rFonts w:ascii="Arial" w:hAnsi="Arial" w:eastAsia="Arial" w:cs="Arial"/>
+                <w:i w:val="0"/>
+                <w:sz w:val="24"/>
+                <w:u w:val="none"/>
+                <w:b/>
+              </w:rPr>
+              <w:t>Class Objective:</w:t>
+            </w:r>
+          </w:p>
+          <w:p>
+            <w:pPr>
+              <w:spacing w:line="360" w:lineRule="auto" w:before="0" w:after="0"/>
+            </w:pPr>
+            <w:r>
+              <w:rPr>
+                <w:rFonts w:ascii="Arial" w:hAnsi="Arial" w:eastAsia="Arial" w:cs="Arial"/>
+                <w:i w:val="0"/>
+                <w:sz w:val="24"/>
+                <w:u w:val="none"/>
+              </w:rPr>
+              <w:t>Check required portfolio evidence and identify missing pieces before building the final site.</w:t>
+            </w:r>
+          </w:p>
+          <w:p>
+            <w:pPr>
+              <w:spacing w:line="360" w:lineRule="auto" w:before="0" w:after="0"/>
+            </w:pPr>
+            <w:r>
+              <w:rPr>
+                <w:rFonts w:ascii="Arial" w:hAnsi="Arial" w:eastAsia="Arial" w:cs="Arial"/>
+                <w:b/>
+                <w:i w:val="0"/>
+                <w:sz w:val="24"/>
+                <w:u w:val="none"/>
+              </w:rPr>
+              <w:t>Pre-activities:</w:t>
+            </w:r>
+          </w:p>
+          <w:p>
+            <w:pPr>
+              <w:spacing w:line="360" w:lineRule="auto" w:before="0" w:after="0"/>
+            </w:pPr>
+            <w:r>
+              <w:rPr>
+                <w:rFonts w:ascii="Arial" w:hAnsi="Arial" w:eastAsia="Arial" w:cs="Arial"/>
+                <w:b w:val="0"/>
+                <w:i w:val="0"/>
+                <w:sz w:val="24"/>
+                <w:u w:val="none"/>
+              </w:rPr>
               <w:t>Review Week 9 practice vocabulary (part 1).</w:t>
-              <w:br/>
+            </w:r>
+          </w:p>
+          <w:p>
+            <w:pPr>
+              <w:spacing w:line="360" w:lineRule="auto" w:before="0" w:after="0"/>
+            </w:pPr>
+            <w:r>
+              <w:rPr>
+                <w:rFonts w:ascii="Arial" w:hAnsi="Arial" w:eastAsia="Arial" w:cs="Arial"/>
+                <w:b w:val="0"/>
+                <w:i w:val="0"/>
+                <w:sz w:val="24"/>
+                <w:u w:val="none"/>
+              </w:rPr>
               <w:t>portfolio: A collection of work that shows learning</w:t>
-              <w:br/>
+            </w:r>
+          </w:p>
+          <w:p>
+            <w:pPr>
+              <w:spacing w:line="360" w:lineRule="auto" w:before="0" w:after="0"/>
+            </w:pPr>
+            <w:r>
+              <w:rPr>
+                <w:rFonts w:ascii="Arial" w:hAnsi="Arial" w:eastAsia="Arial" w:cs="Arial"/>
+                <w:b w:val="0"/>
+                <w:i w:val="0"/>
+                <w:sz w:val="24"/>
+                <w:u w:val="none"/>
+              </w:rPr>
               <w:t>evidence: Information that shows what happened or supports an idea</w:t>
-              <w:br/>
+            </w:r>
+          </w:p>
+          <w:p>
+            <w:pPr>
+              <w:spacing w:line="360" w:lineRule="auto" w:before="0" w:after="0"/>
+            </w:pPr>
+            <w:r>
+              <w:rPr>
+                <w:rFonts w:ascii="Arial" w:hAnsi="Arial" w:eastAsia="Arial" w:cs="Arial"/>
+                <w:b w:val="0"/>
+                <w:i w:val="0"/>
+                <w:sz w:val="24"/>
+                <w:u w:val="none"/>
+              </w:rPr>
               <w:t>campaign: A planned message that asks people to care or act</w:t>
-              <w:br/>
+            </w:r>
+          </w:p>
+          <w:p>
+            <w:pPr>
+              <w:spacing w:line="360" w:lineRule="auto" w:before="0" w:after="0"/>
+            </w:pPr>
+            <w:r>
+              <w:rPr>
+                <w:rFonts w:ascii="Arial" w:hAnsi="Arial" w:eastAsia="Arial" w:cs="Arial"/>
+                <w:b w:val="0"/>
+                <w:i w:val="0"/>
+                <w:sz w:val="24"/>
+                <w:u w:val="none"/>
+              </w:rPr>
               <w:t>research: Looking for information to answer a question</w:t>
-              <w:br/>
-              <w:t>Review the required evidence: vector graphic/icon, required environmental video, campaign message, research/source credits, page plan, navigation plan, and reflection. Check which items are already complete.</w:t>
-              <w:br/>
-              <w:br/>
-              <w:t>While activities</w:t>
-              <w:br/>
-              <w:t>Practice planning the portfolio map and evidence checklist. Identify the pages, graphics, video location or storyboard status, source credits, and call to action needed before the graded planning map.</w:t>
-              <w:br/>
-              <w:br/>
-              <w:t>Post activities</w:t>
-              <w:br/>
-              <w:t>Mark missing project pieces with a star. List one item to finish in the long class.</w:t>
+            </w:r>
+          </w:p>
+          <w:p>
+            <w:pPr>
+              <w:spacing w:line="360" w:lineRule="auto" w:before="0" w:after="0"/>
+            </w:pPr>
+            <w:r>
+              <w:rPr>
+                <w:rFonts w:ascii="Arial" w:hAnsi="Arial" w:eastAsia="Arial" w:cs="Arial"/>
+                <w:b w:val="0"/>
+                <w:i w:val="0"/>
+                <w:sz w:val="24"/>
+                <w:u w:val="none"/>
+              </w:rPr>
+              <w:t>Review the required</w:t>
+            </w:r>
+          </w:p>
+          <w:p>
+            <w:pPr>
+              <w:spacing w:line="360" w:lineRule="auto" w:before="0" w:after="0"/>
+            </w:pPr>
+            <w:r>
+              <w:rPr>
+                <w:rFonts w:ascii="Arial" w:hAnsi="Arial" w:eastAsia="Arial" w:cs="Arial"/>
+                <w:b w:val="0"/>
+                <w:i w:val="0"/>
+                <w:sz w:val="24"/>
+                <w:u w:val="none"/>
+              </w:rPr>
+              <w:t>evidence: vector graphic/icon, required environmental video, campaign message, research/source credits, page plan, navigation plan, and reflection. Check which items are already complete.</w:t>
+            </w:r>
+          </w:p>
+          <w:p>
+            <w:pPr>
+              <w:spacing w:line="360" w:lineRule="auto" w:before="0" w:after="0"/>
+            </w:pPr>
+            <w:r>
+              <w:rPr>
+                <w:rFonts w:ascii="Arial" w:hAnsi="Arial" w:eastAsia="Arial" w:cs="Arial"/>
+                <w:b/>
+                <w:i w:val="0"/>
+                <w:sz w:val="24"/>
+                <w:u w:val="none"/>
+              </w:rPr>
+              <w:t>While activities:</w:t>
+            </w:r>
+          </w:p>
+          <w:p>
+            <w:pPr>
+              <w:spacing w:line="360" w:lineRule="auto" w:before="0" w:after="0"/>
+            </w:pPr>
+            <w:r>
+              <w:rPr>
+                <w:rFonts w:ascii="Arial" w:hAnsi="Arial" w:eastAsia="Arial" w:cs="Arial"/>
+                <w:b w:val="0"/>
+                <w:i w:val="0"/>
+                <w:sz w:val="24"/>
+                <w:u w:val="none"/>
+              </w:rPr>
+              <w:t>Practice planning the portfolio map and evidence checklist.</w:t>
+            </w:r>
+          </w:p>
+          <w:p>
+            <w:pPr>
+              <w:spacing w:line="360" w:lineRule="auto" w:before="0" w:after="0"/>
+            </w:pPr>
+            <w:r>
+              <w:rPr>
+                <w:rFonts w:ascii="Arial" w:hAnsi="Arial" w:eastAsia="Arial" w:cs="Arial"/>
+                <w:b w:val="0"/>
+                <w:i w:val="0"/>
+                <w:sz w:val="24"/>
+                <w:u w:val="none"/>
+              </w:rPr>
+              <w:t>Identify the pages, graphics, video location or storyboard status, source credits, and call to action needed before the graded planning map.</w:t>
+            </w:r>
+          </w:p>
+          <w:p>
+            <w:pPr>
+              <w:spacing w:line="360" w:lineRule="auto" w:before="0" w:after="0"/>
+            </w:pPr>
+            <w:r>
+              <w:rPr>
+                <w:rFonts w:ascii="Arial" w:hAnsi="Arial" w:eastAsia="Arial" w:cs="Arial"/>
+                <w:b/>
+                <w:i w:val="0"/>
+                <w:sz w:val="24"/>
+                <w:u w:val="none"/>
+              </w:rPr>
+              <w:t>Post activities:</w:t>
+            </w:r>
+          </w:p>
+          <w:p>
+            <w:pPr>
+              <w:spacing w:line="360" w:lineRule="auto" w:before="0" w:after="0"/>
+            </w:pPr>
+            <w:r>
+              <w:rPr>
+                <w:rFonts w:ascii="Arial" w:hAnsi="Arial" w:eastAsia="Arial" w:cs="Arial"/>
+                <w:b w:val="0"/>
+                <w:i w:val="0"/>
+                <w:sz w:val="24"/>
+                <w:u w:val="none"/>
+              </w:rPr>
+              <w:t>Mark missing project pieces with a star.</w:t>
+            </w:r>
+          </w:p>
+          <w:p>
+            <w:pPr>
+              <w:spacing w:line="360" w:lineRule="auto" w:before="0" w:after="0"/>
+            </w:pPr>
+            <w:r>
+              <w:rPr>
+                <w:rFonts w:ascii="Arial" w:hAnsi="Arial" w:eastAsia="Arial" w:cs="Arial"/>
+                <w:b w:val="0"/>
+                <w:i w:val="0"/>
+                <w:sz w:val="24"/>
+                <w:u w:val="none"/>
+              </w:rPr>
+              <w:t>List one item to finish in the long class.</w:t>
             </w:r>
           </w:p>
         </w:tc>
@@ -368,35 +872,241 @@
               <w:bottom w:val="single" w:sz="4" w:space="0" w:color="auto"/>
               <w:right w:val="single" w:sz="4" w:space="0" w:color="auto"/>
             </w:tcBorders>
+            <w:vAlign w:val="top"/>
           </w:tcPr>
           <w:p>
-            <w:r>
-              <w:t>Topic:</w:t>
-              <w:br/>
+            <w:pPr>
+              <w:spacing w:line="360" w:lineRule="auto" w:before="0" w:after="0"/>
+            </w:pPr>
+            <w:r>
+              <w:rPr>
+                <w:rFonts w:ascii="Arial" w:hAnsi="Arial" w:eastAsia="Arial" w:cs="Arial"/>
+                <w:b/>
+                <w:i w:val="0"/>
+                <w:sz w:val="24"/>
+                <w:u w:val="none"/>
+              </w:rPr>
+              <w:t xml:space="preserve">Topic: </w:t>
+            </w:r>
+            <w:r>
+              <w:rPr>
+                <w:rFonts w:ascii="Arial" w:hAnsi="Arial" w:eastAsia="Arial" w:cs="Arial"/>
+                <w:b w:val="0"/>
+                <w:i w:val="0"/>
+                <w:sz w:val="24"/>
+                <w:u w:val="none"/>
+              </w:rPr>
               <w:t>Google Sites setup</w:t>
-              <w:br/>
-              <w:br/>
-              <w:t>Pre-activities</w:t>
-              <w:br/>
+            </w:r>
+          </w:p>
+          <w:p>
+            <w:pPr>
+              <w:spacing w:line="360" w:lineRule="auto" w:before="0" w:after="0"/>
+            </w:pPr>
+            <w:r>
+              <w:rPr>
+                <w:rFonts w:ascii="Arial" w:hAnsi="Arial" w:eastAsia="Arial" w:cs="Arial"/>
+                <w:i w:val="0"/>
+                <w:sz w:val="24"/>
+                <w:u w:val="none"/>
+                <w:b/>
+              </w:rPr>
+              <w:t>Class Objective:</w:t>
+            </w:r>
+          </w:p>
+          <w:p>
+            <w:pPr>
+              <w:spacing w:line="360" w:lineRule="auto" w:before="0" w:after="0"/>
+            </w:pPr>
+            <w:r>
+              <w:rPr>
+                <w:rFonts w:ascii="Arial" w:hAnsi="Arial" w:eastAsia="Arial" w:cs="Arial"/>
+                <w:i w:val="0"/>
+                <w:sz w:val="24"/>
+                <w:u w:val="none"/>
+              </w:rPr>
+              <w:t>Create a portfolio planning map and build the Google Sites shell with required pages.</w:t>
+            </w:r>
+          </w:p>
+          <w:p>
+            <w:pPr>
+              <w:spacing w:line="360" w:lineRule="auto" w:before="0" w:after="0"/>
+            </w:pPr>
+            <w:r>
+              <w:rPr>
+                <w:rFonts w:ascii="Arial" w:hAnsi="Arial" w:eastAsia="Arial" w:cs="Arial"/>
+                <w:b/>
+                <w:i w:val="0"/>
+                <w:sz w:val="24"/>
+                <w:u w:val="none"/>
+              </w:rPr>
+              <w:t>Pre-activities:</w:t>
+            </w:r>
+          </w:p>
+          <w:p>
+            <w:pPr>
+              <w:spacing w:line="360" w:lineRule="auto" w:before="0" w:after="0"/>
+            </w:pPr>
+            <w:r>
+              <w:rPr>
+                <w:rFonts w:ascii="Arial" w:hAnsi="Arial" w:eastAsia="Arial" w:cs="Arial"/>
+                <w:b w:val="0"/>
+                <w:i w:val="0"/>
+                <w:sz w:val="24"/>
+                <w:u w:val="none"/>
+              </w:rPr>
               <w:t>Review Week 9 practice vocabulary (part 2).</w:t>
-              <w:br/>
+            </w:r>
+          </w:p>
+          <w:p>
+            <w:pPr>
+              <w:spacing w:line="360" w:lineRule="auto" w:before="0" w:after="0"/>
+            </w:pPr>
+            <w:r>
+              <w:rPr>
+                <w:rFonts w:ascii="Arial" w:hAnsi="Arial" w:eastAsia="Arial" w:cs="Arial"/>
+                <w:b w:val="0"/>
+                <w:i w:val="0"/>
+                <w:sz w:val="24"/>
+                <w:u w:val="none"/>
+              </w:rPr>
               <w:t>source credit: A note showing where information or media came from</w:t>
-              <w:br/>
+            </w:r>
+          </w:p>
+          <w:p>
+            <w:pPr>
+              <w:spacing w:line="360" w:lineRule="auto" w:before="0" w:after="0"/>
+            </w:pPr>
+            <w:r>
+              <w:rPr>
+                <w:rFonts w:ascii="Arial" w:hAnsi="Arial" w:eastAsia="Arial" w:cs="Arial"/>
+                <w:b w:val="0"/>
+                <w:i w:val="0"/>
+                <w:sz w:val="24"/>
+                <w:u w:val="none"/>
+              </w:rPr>
               <w:t>page plan: A plan for pages and content</w:t>
-              <w:br/>
+            </w:r>
+          </w:p>
+          <w:p>
+            <w:pPr>
+              <w:spacing w:line="360" w:lineRule="auto" w:before="0" w:after="0"/>
+            </w:pPr>
+            <w:r>
+              <w:rPr>
+                <w:rFonts w:ascii="Arial" w:hAnsi="Arial" w:eastAsia="Arial" w:cs="Arial"/>
+                <w:b w:val="0"/>
+                <w:i w:val="0"/>
+                <w:sz w:val="24"/>
+                <w:u w:val="none"/>
+              </w:rPr>
               <w:t>call to action: Words that ask the reader to do something</w:t>
-              <w:br/>
+            </w:r>
+          </w:p>
+          <w:p>
+            <w:pPr>
+              <w:spacing w:line="360" w:lineRule="auto" w:before="0" w:after="0"/>
+            </w:pPr>
+            <w:r>
+              <w:rPr>
+                <w:rFonts w:ascii="Arial" w:hAnsi="Arial" w:eastAsia="Arial" w:cs="Arial"/>
+                <w:b w:val="0"/>
+                <w:i w:val="0"/>
+                <w:sz w:val="24"/>
+                <w:u w:val="none"/>
+              </w:rPr>
               <w:t>Open Google Sites and review the project rubric. Choose a site title and page names that match your campaign purpose.</w:t>
-              <w:br/>
-              <w:br/>
-              <w:t>While activities</w:t>
-              <w:br/>
-              <w:t>Complete Daily Grade #5: Create a portfolio planning map with at least 5 pages, required content for each page, 3 original vector graphics to include, required environmental video location or storyboard status, 2 source credits, and one campaign call to action. Then create the site shell with Home, Campaign, Vector Graphics, Research/Credits, and Reflection pages.</w:t>
-              <w:br/>
-              <w:br/>
-              <w:t>Post activities</w:t>
-              <w:br/>
-              <w:t>Submit your planning map. Preview your site and write one navigation or video-access issue you need to fix.</w:t>
+            </w:r>
+          </w:p>
+          <w:p>
+            <w:pPr>
+              <w:spacing w:line="360" w:lineRule="auto" w:before="0" w:after="0"/>
+            </w:pPr>
+            <w:r>
+              <w:rPr>
+                <w:rFonts w:ascii="Arial" w:hAnsi="Arial" w:eastAsia="Arial" w:cs="Arial"/>
+                <w:b/>
+                <w:i w:val="0"/>
+                <w:sz w:val="24"/>
+                <w:u w:val="none"/>
+              </w:rPr>
+              <w:t>While activities:</w:t>
+            </w:r>
+          </w:p>
+          <w:p>
+            <w:pPr>
+              <w:spacing w:line="360" w:lineRule="auto" w:before="0" w:after="0"/>
+            </w:pPr>
+            <w:r>
+              <w:rPr>
+                <w:rFonts w:ascii="Arial" w:hAnsi="Arial" w:eastAsia="Arial" w:cs="Arial"/>
+                <w:b w:val="0"/>
+                <w:i w:val="0"/>
+                <w:sz w:val="24"/>
+                <w:highlight w:val="yellow"/>
+                <w:u w:val="none"/>
+              </w:rPr>
+              <w:t>Complete Daily Grade #5: Create a portfolio planning map with at least 5 pages, required content for each page, 3 original vector graphics to include, required environmental video location or storyboard status, 2 source credits, and one campaign call to action.</w:t>
+            </w:r>
+          </w:p>
+          <w:p>
+            <w:pPr>
+              <w:spacing w:line="360" w:lineRule="auto" w:before="0" w:after="0"/>
+            </w:pPr>
+            <w:r>
+              <w:rPr>
+                <w:rFonts w:ascii="Arial" w:hAnsi="Arial" w:eastAsia="Arial" w:cs="Arial"/>
+                <w:b w:val="0"/>
+                <w:i w:val="0"/>
+                <w:sz w:val="24"/>
+                <w:u w:val="none"/>
+              </w:rPr>
+              <w:t>Then create the site shell with Home, Campaign, Vector Graphics, Research/Credits, and Reflection pages.</w:t>
+            </w:r>
+          </w:p>
+          <w:p>
+            <w:pPr>
+              <w:spacing w:line="360" w:lineRule="auto" w:before="0" w:after="0"/>
+            </w:pPr>
+            <w:r>
+              <w:rPr>
+                <w:rFonts w:ascii="Arial" w:hAnsi="Arial" w:eastAsia="Arial" w:cs="Arial"/>
+                <w:b/>
+                <w:i w:val="0"/>
+                <w:sz w:val="24"/>
+                <w:u w:val="none"/>
+              </w:rPr>
+              <w:t>Post activities:</w:t>
+            </w:r>
+          </w:p>
+          <w:p>
+            <w:pPr>
+              <w:spacing w:line="360" w:lineRule="auto" w:before="0" w:after="0"/>
+            </w:pPr>
+            <w:r>
+              <w:rPr>
+                <w:rFonts w:ascii="Arial" w:hAnsi="Arial" w:eastAsia="Arial" w:cs="Arial"/>
+                <w:b w:val="0"/>
+                <w:i w:val="0"/>
+                <w:sz w:val="24"/>
+                <w:u w:val="none"/>
+              </w:rPr>
+              <w:t>Submit your planning map.</w:t>
+            </w:r>
+          </w:p>
+          <w:p>
+            <w:pPr>
+              <w:spacing w:line="360" w:lineRule="auto" w:before="0" w:after="0"/>
+            </w:pPr>
+            <w:r>
+              <w:rPr>
+                <w:rFonts w:ascii="Arial" w:hAnsi="Arial" w:eastAsia="Arial" w:cs="Arial"/>
+                <w:b w:val="0"/>
+                <w:i w:val="0"/>
+                <w:sz w:val="24"/>
+                <w:u w:val="none"/>
+              </w:rPr>
+              <w:t>Preview your site and write one navigation or video-access issue you need to fix.</w:t>
             </w:r>
           </w:p>
         </w:tc>
@@ -411,10 +1121,31 @@
               <w:bottom w:val="single" w:sz="4" w:space="0" w:color="auto"/>
               <w:right w:val="single" w:sz="4" w:space="0" w:color="auto"/>
             </w:tcBorders>
+            <w:vAlign w:val="top"/>
           </w:tcPr>
           <w:p>
-            <w:r>
-              <w:t>Resources: Pen, pencil, technology notebook, student's email and password, Inkscape, vector graphics files, Google Sites access, Google Classroom, text editor and browser, environmental video file, project rubric, checklist or worksheet, project planning sheet, projector.</w:t>
+            <w:pPr>
+              <w:spacing w:line="360" w:lineRule="auto" w:before="0" w:after="0"/>
+            </w:pPr>
+            <w:r>
+              <w:rPr>
+                <w:rFonts w:ascii="Arial" w:hAnsi="Arial" w:eastAsia="Arial" w:cs="Arial"/>
+                <w:b/>
+                <w:i w:val="0"/>
+                <w:sz w:val="24"/>
+                <w:u w:val="none"/>
+              </w:rPr>
+              <w:t xml:space="preserve">Resources: </w:t>
+            </w:r>
+            <w:r>
+              <w:rPr>
+                <w:rFonts w:ascii="Arial" w:hAnsi="Arial" w:eastAsia="Arial" w:cs="Arial"/>
+                <w:b w:val="0"/>
+                <w:i w:val="0"/>
+                <w:sz w:val="24"/>
+                <w:u w:val="none"/>
+              </w:rPr>
+              <w:t>Pen, pencil, technology notebook, student's computer, email and password</w:t>
             </w:r>
           </w:p>
         </w:tc>
@@ -427,10 +1158,31 @@
               <w:bottom w:val="single" w:sz="4" w:space="0" w:color="auto"/>
               <w:right w:val="single" w:sz="4" w:space="0" w:color="auto"/>
             </w:tcBorders>
+            <w:vAlign w:val="top"/>
           </w:tcPr>
           <w:p>
-            <w:r>
-              <w:t>Resources: Pen, pencil, technology notebook, student's email and password, Inkscape, vector graphics files, Google Sites access, Google Classroom, text editor and browser, environmental video file, project rubric, checklist or worksheet, project planning sheet, projector.</w:t>
+            <w:pPr>
+              <w:spacing w:line="360" w:lineRule="auto" w:before="0" w:after="0"/>
+            </w:pPr>
+            <w:r>
+              <w:rPr>
+                <w:rFonts w:ascii="Arial" w:hAnsi="Arial" w:eastAsia="Arial" w:cs="Arial"/>
+                <w:b/>
+                <w:i w:val="0"/>
+                <w:sz w:val="24"/>
+                <w:u w:val="none"/>
+              </w:rPr>
+              <w:t xml:space="preserve">Resources: </w:t>
+            </w:r>
+            <w:r>
+              <w:rPr>
+                <w:rFonts w:ascii="Arial" w:hAnsi="Arial" w:eastAsia="Arial" w:cs="Arial"/>
+                <w:b w:val="0"/>
+                <w:i w:val="0"/>
+                <w:sz w:val="24"/>
+                <w:u w:val="none"/>
+              </w:rPr>
+              <w:t>Pen, pencil, technology notebook, student's computer, email and password</w:t>
             </w:r>
           </w:p>
         </w:tc>
@@ -446,9 +1198,21 @@
               <w:right w:val="single" w:sz="4" w:space="0" w:color="auto"/>
             </w:tcBorders>
             <w:shd w:val="clear" w:color="auto" w:fill="A8D08D"/>
+            <w:vAlign w:val="center"/>
           </w:tcPr>
           <w:p>
-            <w:r>
+            <w:pPr>
+              <w:jc w:val="center"/>
+              <w:spacing w:line="360" w:lineRule="auto" w:before="0" w:after="0"/>
+            </w:pPr>
+            <w:r>
+              <w:rPr>
+                <w:rFonts w:ascii="Arial" w:hAnsi="Arial" w:eastAsia="Arial" w:cs="Arial"/>
+                <w:b/>
+                <w:i w:val="0"/>
+                <w:sz w:val="24"/>
+                <w:u w:val="none"/>
+              </w:rPr>
               <w:t>8A, 8B day – 45min – May - Week 10</w:t>
             </w:r>
           </w:p>
@@ -463,9 +1227,21 @@
               <w:right w:val="single" w:sz="4" w:space="0" w:color="auto"/>
             </w:tcBorders>
             <w:shd w:val="clear" w:color="auto" w:fill="A8D08D"/>
+            <w:vAlign w:val="center"/>
           </w:tcPr>
           <w:p>
-            <w:r>
+            <w:pPr>
+              <w:jc w:val="center"/>
+              <w:spacing w:line="360" w:lineRule="auto" w:before="0" w:after="0"/>
+            </w:pPr>
+            <w:r>
+              <w:rPr>
+                <w:rFonts w:ascii="Arial" w:hAnsi="Arial" w:eastAsia="Arial" w:cs="Arial"/>
+                <w:b/>
+                <w:i w:val="0"/>
+                <w:sz w:val="24"/>
+                <w:u w:val="none"/>
+              </w:rPr>
               <w:t>8A, 8B day – 90 min – May - Week 10</w:t>
             </w:r>
           </w:p>
@@ -481,37 +1257,241 @@
               <w:bottom w:val="single" w:sz="4" w:space="0" w:color="auto"/>
               <w:right w:val="single" w:sz="4" w:space="0" w:color="auto"/>
             </w:tcBorders>
+            <w:vAlign w:val="top"/>
           </w:tcPr>
           <w:p>
-            <w:r>
-              <w:t>Topic:</w:t>
-              <w:br/>
+            <w:pPr>
+              <w:spacing w:line="360" w:lineRule="auto" w:before="0" w:after="0"/>
+            </w:pPr>
+            <w:r>
+              <w:rPr>
+                <w:rFonts w:ascii="Arial" w:hAnsi="Arial" w:eastAsia="Arial" w:cs="Arial"/>
+                <w:b/>
+                <w:i w:val="0"/>
+                <w:sz w:val="24"/>
+                <w:u w:val="none"/>
+              </w:rPr>
+              <w:t xml:space="preserve">Topic: </w:t>
+            </w:r>
+            <w:r>
+              <w:rPr>
+                <w:rFonts w:ascii="Arial" w:hAnsi="Arial" w:eastAsia="Arial" w:cs="Arial"/>
+                <w:b w:val="0"/>
+                <w:i w:val="0"/>
+                <w:sz w:val="24"/>
+                <w:u w:val="none"/>
+              </w:rPr>
               <w:t>Exam project launch</w:t>
-              <w:br/>
-              <w:br/>
-              <w:t>Pre-activities</w:t>
-              <w:br/>
+            </w:r>
+          </w:p>
+          <w:p>
+            <w:pPr>
+              <w:spacing w:line="360" w:lineRule="auto" w:before="0" w:after="0"/>
+            </w:pPr>
+            <w:r>
+              <w:rPr>
+                <w:rFonts w:ascii="Arial" w:hAnsi="Arial" w:eastAsia="Arial" w:cs="Arial"/>
+                <w:i w:val="0"/>
+                <w:sz w:val="24"/>
+                <w:u w:val="none"/>
+                <w:b/>
+              </w:rPr>
+              <w:t>Class Objective:</w:t>
+            </w:r>
+          </w:p>
+          <w:p>
+            <w:pPr>
+              <w:spacing w:line="360" w:lineRule="auto" w:before="0" w:after="0"/>
+            </w:pPr>
+            <w:r>
+              <w:rPr>
+                <w:rFonts w:ascii="Arial" w:hAnsi="Arial" w:eastAsia="Arial" w:cs="Arial"/>
+                <w:i w:val="0"/>
+                <w:sz w:val="24"/>
+                <w:u w:val="none"/>
+              </w:rPr>
+              <w:t>Create or revise a campaign homepage with title, purpose statement, call to action, and vector graphic.</w:t>
+            </w:r>
+          </w:p>
+          <w:p>
+            <w:pPr>
+              <w:spacing w:line="360" w:lineRule="auto" w:before="0" w:after="0"/>
+            </w:pPr>
+            <w:r>
+              <w:rPr>
+                <w:rFonts w:ascii="Arial" w:hAnsi="Arial" w:eastAsia="Arial" w:cs="Arial"/>
+                <w:b/>
+                <w:i w:val="0"/>
+                <w:sz w:val="24"/>
+                <w:u w:val="none"/>
+              </w:rPr>
+              <w:t>Pre-activities:</w:t>
+            </w:r>
+          </w:p>
+          <w:p>
+            <w:pPr>
+              <w:spacing w:line="360" w:lineRule="auto" w:before="0" w:after="0"/>
+            </w:pPr>
+            <w:r>
+              <w:rPr>
+                <w:rFonts w:ascii="Arial" w:hAnsi="Arial" w:eastAsia="Arial" w:cs="Arial"/>
+                <w:b w:val="0"/>
+                <w:i w:val="0"/>
+                <w:sz w:val="24"/>
+                <w:u w:val="none"/>
+              </w:rPr>
               <w:t>Review Week 10 practice vocabulary (part 1).</w:t>
-              <w:br/>
+            </w:r>
+          </w:p>
+          <w:p>
+            <w:pPr>
+              <w:spacing w:line="360" w:lineRule="auto" w:before="0" w:after="0"/>
+            </w:pPr>
+            <w:r>
+              <w:rPr>
+                <w:rFonts w:ascii="Arial" w:hAnsi="Arial" w:eastAsia="Arial" w:cs="Arial"/>
+                <w:b w:val="0"/>
+                <w:i w:val="0"/>
+                <w:sz w:val="24"/>
+                <w:u w:val="none"/>
+              </w:rPr>
               <w:t>homepage: The main page of a website</w:t>
-              <w:br/>
+            </w:r>
+          </w:p>
+          <w:p>
+            <w:pPr>
+              <w:spacing w:line="360" w:lineRule="auto" w:before="0" w:after="0"/>
+            </w:pPr>
+            <w:r>
+              <w:rPr>
+                <w:rFonts w:ascii="Arial" w:hAnsi="Arial" w:eastAsia="Arial" w:cs="Arial"/>
+                <w:b w:val="0"/>
+                <w:i w:val="0"/>
+                <w:sz w:val="24"/>
+                <w:u w:val="none"/>
+              </w:rPr>
               <w:t>title: The name of a page or project</w:t>
-              <w:br/>
+            </w:r>
+          </w:p>
+          <w:p>
+            <w:pPr>
+              <w:spacing w:line="360" w:lineRule="auto" w:before="0" w:after="0"/>
+            </w:pPr>
+            <w:r>
+              <w:rPr>
+                <w:rFonts w:ascii="Arial" w:hAnsi="Arial" w:eastAsia="Arial" w:cs="Arial"/>
+                <w:b w:val="0"/>
+                <w:i w:val="0"/>
+                <w:sz w:val="24"/>
+                <w:u w:val="none"/>
+              </w:rPr>
               <w:t>purpose: The reason something is made</w:t>
-              <w:br/>
+            </w:r>
+          </w:p>
+          <w:p>
+            <w:pPr>
+              <w:spacing w:line="360" w:lineRule="auto" w:before="0" w:after="0"/>
+            </w:pPr>
+            <w:r>
+              <w:rPr>
+                <w:rFonts w:ascii="Arial" w:hAnsi="Arial" w:eastAsia="Arial" w:cs="Arial"/>
+                <w:b w:val="0"/>
+                <w:i w:val="0"/>
+                <w:sz w:val="24"/>
+                <w:u w:val="none"/>
+              </w:rPr>
               <w:t>caption: Short text that explains an image</w:t>
-              <w:br/>
+            </w:r>
+          </w:p>
+          <w:p>
+            <w:pPr>
+              <w:spacing w:line="360" w:lineRule="auto" w:before="0" w:after="0"/>
+            </w:pPr>
+            <w:r>
+              <w:rPr>
+                <w:rFonts w:ascii="Arial" w:hAnsi="Arial" w:eastAsia="Arial" w:cs="Arial"/>
+                <w:b w:val="0"/>
+                <w:i w:val="0"/>
+                <w:sz w:val="24"/>
+                <w:u w:val="none"/>
+              </w:rPr>
               <w:t>Read the exam project goal and rubric. Identify the audience, campaign message, required pages, and required evidence.</w:t>
-              <w:br/>
-              <w:br/>
-              <w:t>While activities</w:t>
-              <w:br/>
+            </w:r>
+          </w:p>
+          <w:p>
+            <w:pPr>
+              <w:spacing w:line="360" w:lineRule="auto" w:before="0" w:after="0"/>
+            </w:pPr>
+            <w:r>
+              <w:rPr>
+                <w:rFonts w:ascii="Arial" w:hAnsi="Arial" w:eastAsia="Arial" w:cs="Arial"/>
+                <w:b/>
+                <w:i w:val="0"/>
+                <w:sz w:val="24"/>
+                <w:u w:val="none"/>
+              </w:rPr>
+              <w:t>While activities:</w:t>
+            </w:r>
+          </w:p>
+          <w:p>
+            <w:pPr>
+              <w:spacing w:line="360" w:lineRule="auto" w:before="0" w:after="0"/>
+            </w:pPr>
+            <w:r>
+              <w:rPr>
+                <w:rFonts w:ascii="Arial" w:hAnsi="Arial" w:eastAsia="Arial" w:cs="Arial"/>
+                <w:b w:val="0"/>
+                <w:i w:val="0"/>
+                <w:sz w:val="24"/>
+                <w:highlight w:val="yellow"/>
+                <w:u w:val="none"/>
+              </w:rPr>
               <w:t>Begin Exam Project: Create or revise the homepage with a clear campaign title, short purpose statement, call to action, and one original vector graphic.</w:t>
-              <w:br/>
-              <w:br/>
-              <w:t>Post activities</w:t>
-              <w:br/>
-              <w:t>Save and preview the homepage. Record one question for the next work session.</w:t>
+            </w:r>
+          </w:p>
+          <w:p>
+            <w:pPr>
+              <w:spacing w:line="360" w:lineRule="auto" w:before="0" w:after="0"/>
+            </w:pPr>
+            <w:r>
+              <w:rPr>
+                <w:rFonts w:ascii="Arial" w:hAnsi="Arial" w:eastAsia="Arial" w:cs="Arial"/>
+                <w:b/>
+                <w:i w:val="0"/>
+                <w:sz w:val="24"/>
+                <w:u w:val="none"/>
+              </w:rPr>
+              <w:t>Post activities:</w:t>
+            </w:r>
+          </w:p>
+          <w:p>
+            <w:pPr>
+              <w:spacing w:line="360" w:lineRule="auto" w:before="0" w:after="0"/>
+            </w:pPr>
+            <w:r>
+              <w:rPr>
+                <w:rFonts w:ascii="Arial" w:hAnsi="Arial" w:eastAsia="Arial" w:cs="Arial"/>
+                <w:b w:val="0"/>
+                <w:i w:val="0"/>
+                <w:sz w:val="24"/>
+                <w:u w:val="none"/>
+              </w:rPr>
+              <w:t>Save and preview the homepage.</w:t>
+            </w:r>
+          </w:p>
+          <w:p>
+            <w:pPr>
+              <w:spacing w:line="360" w:lineRule="auto" w:before="0" w:after="0"/>
+            </w:pPr>
+            <w:r>
+              <w:rPr>
+                <w:rFonts w:ascii="Arial" w:hAnsi="Arial" w:eastAsia="Arial" w:cs="Arial"/>
+                <w:b w:val="0"/>
+                <w:i w:val="0"/>
+                <w:sz w:val="24"/>
+                <w:u w:val="none"/>
+              </w:rPr>
+              <w:t>Record one question for the next work session.</w:t>
             </w:r>
           </w:p>
         </w:tc>
@@ -524,35 +1504,241 @@
               <w:bottom w:val="single" w:sz="4" w:space="0" w:color="auto"/>
               <w:right w:val="single" w:sz="4" w:space="0" w:color="auto"/>
             </w:tcBorders>
+            <w:vAlign w:val="top"/>
           </w:tcPr>
           <w:p>
-            <w:r>
-              <w:t>Topic:</w:t>
-              <w:br/>
+            <w:pPr>
+              <w:spacing w:line="360" w:lineRule="auto" w:before="0" w:after="0"/>
+            </w:pPr>
+            <w:r>
+              <w:rPr>
+                <w:rFonts w:ascii="Arial" w:hAnsi="Arial" w:eastAsia="Arial" w:cs="Arial"/>
+                <w:b/>
+                <w:i w:val="0"/>
+                <w:sz w:val="24"/>
+                <w:u w:val="none"/>
+              </w:rPr>
+              <w:t xml:space="preserve">Topic: </w:t>
+            </w:r>
+            <w:r>
+              <w:rPr>
+                <w:rFonts w:ascii="Arial" w:hAnsi="Arial" w:eastAsia="Arial" w:cs="Arial"/>
+                <w:b w:val="0"/>
+                <w:i w:val="0"/>
+                <w:sz w:val="24"/>
+                <w:u w:val="none"/>
+              </w:rPr>
               <w:t>Portfolio build and media integration</w:t>
-              <w:br/>
-              <w:br/>
-              <w:t>Pre-activities</w:t>
-              <w:br/>
+            </w:r>
+          </w:p>
+          <w:p>
+            <w:pPr>
+              <w:spacing w:line="360" w:lineRule="auto" w:before="0" w:after="0"/>
+            </w:pPr>
+            <w:r>
+              <w:rPr>
+                <w:rFonts w:ascii="Arial" w:hAnsi="Arial" w:eastAsia="Arial" w:cs="Arial"/>
+                <w:i w:val="0"/>
+                <w:sz w:val="24"/>
+                <w:u w:val="none"/>
+                <w:b/>
+              </w:rPr>
+              <w:t>Class Objective:</w:t>
+            </w:r>
+          </w:p>
+          <w:p>
+            <w:pPr>
+              <w:spacing w:line="360" w:lineRule="auto" w:before="0" w:after="0"/>
+            </w:pPr>
+            <w:r>
+              <w:rPr>
+                <w:rFonts w:ascii="Arial" w:hAnsi="Arial" w:eastAsia="Arial" w:cs="Arial"/>
+                <w:i w:val="0"/>
+                <w:sz w:val="24"/>
+                <w:u w:val="none"/>
+              </w:rPr>
+              <w:t>Build campaign and vector pages with original graphics, video evidence, captions, and design explanations.</w:t>
+            </w:r>
+          </w:p>
+          <w:p>
+            <w:pPr>
+              <w:spacing w:line="360" w:lineRule="auto" w:before="0" w:after="0"/>
+            </w:pPr>
+            <w:r>
+              <w:rPr>
+                <w:rFonts w:ascii="Arial" w:hAnsi="Arial" w:eastAsia="Arial" w:cs="Arial"/>
+                <w:b/>
+                <w:i w:val="0"/>
+                <w:sz w:val="24"/>
+                <w:u w:val="none"/>
+              </w:rPr>
+              <w:t>Pre-activities:</w:t>
+            </w:r>
+          </w:p>
+          <w:p>
+            <w:pPr>
+              <w:spacing w:line="360" w:lineRule="auto" w:before="0" w:after="0"/>
+            </w:pPr>
+            <w:r>
+              <w:rPr>
+                <w:rFonts w:ascii="Arial" w:hAnsi="Arial" w:eastAsia="Arial" w:cs="Arial"/>
+                <w:b w:val="0"/>
+                <w:i w:val="0"/>
+                <w:sz w:val="24"/>
+                <w:u w:val="none"/>
+              </w:rPr>
               <w:t>Review Week 10 practice vocabulary (part 2).</w:t>
-              <w:br/>
+            </w:r>
+          </w:p>
+          <w:p>
+            <w:pPr>
+              <w:spacing w:line="360" w:lineRule="auto" w:before="0" w:after="0"/>
+            </w:pPr>
+            <w:r>
+              <w:rPr>
+                <w:rFonts w:ascii="Arial" w:hAnsi="Arial" w:eastAsia="Arial" w:cs="Arial"/>
+                <w:b w:val="0"/>
+                <w:i w:val="0"/>
+                <w:sz w:val="24"/>
+                <w:u w:val="none"/>
+              </w:rPr>
               <w:t>media: Images, video, sound, or other digital content</w:t>
-              <w:br/>
+            </w:r>
+          </w:p>
+          <w:p>
+            <w:pPr>
+              <w:spacing w:line="360" w:lineRule="auto" w:before="0" w:after="0"/>
+            </w:pPr>
+            <w:r>
+              <w:rPr>
+                <w:rFonts w:ascii="Arial" w:hAnsi="Arial" w:eastAsia="Arial" w:cs="Arial"/>
+                <w:b w:val="0"/>
+                <w:i w:val="0"/>
+                <w:sz w:val="24"/>
+                <w:u w:val="none"/>
+              </w:rPr>
               <w:t>video: Moving images with or without sound</w:t>
-              <w:br/>
+            </w:r>
+          </w:p>
+          <w:p>
+            <w:pPr>
+              <w:spacing w:line="360" w:lineRule="auto" w:before="0" w:after="0"/>
+            </w:pPr>
+            <w:r>
+              <w:rPr>
+                <w:rFonts w:ascii="Arial" w:hAnsi="Arial" w:eastAsia="Arial" w:cs="Arial"/>
+                <w:b w:val="0"/>
+                <w:i w:val="0"/>
+                <w:sz w:val="24"/>
+                <w:u w:val="none"/>
+              </w:rPr>
               <w:t>accessibility: Making something usable by more people</w:t>
-              <w:br/>
+            </w:r>
+          </w:p>
+          <w:p>
+            <w:pPr>
+              <w:spacing w:line="360" w:lineRule="auto" w:before="0" w:after="0"/>
+            </w:pPr>
+            <w:r>
+              <w:rPr>
+                <w:rFonts w:ascii="Arial" w:hAnsi="Arial" w:eastAsia="Arial" w:cs="Arial"/>
+                <w:b w:val="0"/>
+                <w:i w:val="0"/>
+                <w:sz w:val="24"/>
+                <w:u w:val="none"/>
+              </w:rPr>
               <w:t>Open your project checklist. Gather final vector files, required environmental video, and source notes.</w:t>
-              <w:br/>
-              <w:br/>
-              <w:t>While activities</w:t>
-              <w:br/>
-              <w:t>Continue Exam Project: Build the Campaign and Vector Graphics pages. Add at least 3 original vector graphics, the required environmental video, captions, and short explanations of design choices.</w:t>
-              <w:br/>
-              <w:br/>
-              <w:t>Post activities</w:t>
-              <w:br/>
-              <w:t>Preview the site on another screen size if possible. List two improvements for Week 11.</w:t>
+            </w:r>
+          </w:p>
+          <w:p>
+            <w:pPr>
+              <w:spacing w:line="360" w:lineRule="auto" w:before="0" w:after="0"/>
+            </w:pPr>
+            <w:r>
+              <w:rPr>
+                <w:rFonts w:ascii="Arial" w:hAnsi="Arial" w:eastAsia="Arial" w:cs="Arial"/>
+                <w:b/>
+                <w:i w:val="0"/>
+                <w:sz w:val="24"/>
+                <w:u w:val="none"/>
+              </w:rPr>
+              <w:t>While activities:</w:t>
+            </w:r>
+          </w:p>
+          <w:p>
+            <w:pPr>
+              <w:spacing w:line="360" w:lineRule="auto" w:before="0" w:after="0"/>
+            </w:pPr>
+            <w:r>
+              <w:rPr>
+                <w:rFonts w:ascii="Arial" w:hAnsi="Arial" w:eastAsia="Arial" w:cs="Arial"/>
+                <w:b w:val="0"/>
+                <w:i w:val="0"/>
+                <w:sz w:val="24"/>
+                <w:highlight w:val="yellow"/>
+                <w:u w:val="none"/>
+              </w:rPr>
+              <w:t>Continue Exam Project: Build the Campaign and Vector Graphics pages.</w:t>
+            </w:r>
+          </w:p>
+          <w:p>
+            <w:pPr>
+              <w:spacing w:line="360" w:lineRule="auto" w:before="0" w:after="0"/>
+            </w:pPr>
+            <w:r>
+              <w:rPr>
+                <w:rFonts w:ascii="Arial" w:hAnsi="Arial" w:eastAsia="Arial" w:cs="Arial"/>
+                <w:b w:val="0"/>
+                <w:i w:val="0"/>
+                <w:sz w:val="24"/>
+                <w:u w:val="none"/>
+              </w:rPr>
+              <w:t>Add at least 3 original vector graphics, the required environmental video, captions, and short explanations of design choices.</w:t>
+            </w:r>
+          </w:p>
+          <w:p>
+            <w:pPr>
+              <w:spacing w:line="360" w:lineRule="auto" w:before="0" w:after="0"/>
+            </w:pPr>
+            <w:r>
+              <w:rPr>
+                <w:rFonts w:ascii="Arial" w:hAnsi="Arial" w:eastAsia="Arial" w:cs="Arial"/>
+                <w:b/>
+                <w:i w:val="0"/>
+                <w:sz w:val="24"/>
+                <w:u w:val="none"/>
+              </w:rPr>
+              <w:t>Post activities:</w:t>
+            </w:r>
+          </w:p>
+          <w:p>
+            <w:pPr>
+              <w:spacing w:line="360" w:lineRule="auto" w:before="0" w:after="0"/>
+            </w:pPr>
+            <w:r>
+              <w:rPr>
+                <w:rFonts w:ascii="Arial" w:hAnsi="Arial" w:eastAsia="Arial" w:cs="Arial"/>
+                <w:b w:val="0"/>
+                <w:i w:val="0"/>
+                <w:sz w:val="24"/>
+                <w:u w:val="none"/>
+              </w:rPr>
+              <w:t>Preview the site on another screen size if possible.</w:t>
+            </w:r>
+          </w:p>
+          <w:p>
+            <w:pPr>
+              <w:spacing w:line="360" w:lineRule="auto" w:before="0" w:after="0"/>
+            </w:pPr>
+            <w:r>
+              <w:rPr>
+                <w:rFonts w:ascii="Arial" w:hAnsi="Arial" w:eastAsia="Arial" w:cs="Arial"/>
+                <w:b w:val="0"/>
+                <w:i w:val="0"/>
+                <w:sz w:val="24"/>
+                <w:u w:val="none"/>
+              </w:rPr>
+              <w:t>List two improvements for Week 11.</w:t>
             </w:r>
           </w:p>
         </w:tc>
@@ -567,10 +1753,31 @@
               <w:bottom w:val="single" w:sz="4" w:space="0" w:color="auto"/>
               <w:right w:val="single" w:sz="4" w:space="0" w:color="auto"/>
             </w:tcBorders>
+            <w:vAlign w:val="top"/>
           </w:tcPr>
           <w:p>
-            <w:r>
-              <w:t>Resources: Pen, pencil, technology notebook, student's email and password, Inkscape, vector graphics files, Google Sites access, Google Classroom, text editor and browser, environmental video file, project rubric, checklist or worksheet, project planning sheet, projector.</w:t>
+            <w:pPr>
+              <w:spacing w:line="360" w:lineRule="auto" w:before="0" w:after="0"/>
+            </w:pPr>
+            <w:r>
+              <w:rPr>
+                <w:rFonts w:ascii="Arial" w:hAnsi="Arial" w:eastAsia="Arial" w:cs="Arial"/>
+                <w:b/>
+                <w:i w:val="0"/>
+                <w:sz w:val="24"/>
+                <w:u w:val="none"/>
+              </w:rPr>
+              <w:t xml:space="preserve">Resources: </w:t>
+            </w:r>
+            <w:r>
+              <w:rPr>
+                <w:rFonts w:ascii="Arial" w:hAnsi="Arial" w:eastAsia="Arial" w:cs="Arial"/>
+                <w:b w:val="0"/>
+                <w:i w:val="0"/>
+                <w:sz w:val="24"/>
+                <w:u w:val="none"/>
+              </w:rPr>
+              <w:t>Pen, pencil, technology notebook, student's computer, email and password</w:t>
             </w:r>
           </w:p>
         </w:tc>
@@ -583,10 +1790,31 @@
               <w:bottom w:val="single" w:sz="4" w:space="0" w:color="auto"/>
               <w:right w:val="single" w:sz="4" w:space="0" w:color="auto"/>
             </w:tcBorders>
+            <w:vAlign w:val="top"/>
           </w:tcPr>
           <w:p>
-            <w:r>
-              <w:t>Resources: Pen, pencil, technology notebook, student's email and password, Inkscape, vector graphics files, Google Sites access, Google Classroom, text editor and browser, environmental video file, project rubric, checklist or worksheet, project planning sheet, projector.</w:t>
+            <w:pPr>
+              <w:spacing w:line="360" w:lineRule="auto" w:before="0" w:after="0"/>
+            </w:pPr>
+            <w:r>
+              <w:rPr>
+                <w:rFonts w:ascii="Arial" w:hAnsi="Arial" w:eastAsia="Arial" w:cs="Arial"/>
+                <w:b/>
+                <w:i w:val="0"/>
+                <w:sz w:val="24"/>
+                <w:u w:val="none"/>
+              </w:rPr>
+              <w:t xml:space="preserve">Resources: </w:t>
+            </w:r>
+            <w:r>
+              <w:rPr>
+                <w:rFonts w:ascii="Arial" w:hAnsi="Arial" w:eastAsia="Arial" w:cs="Arial"/>
+                <w:b w:val="0"/>
+                <w:i w:val="0"/>
+                <w:sz w:val="24"/>
+                <w:u w:val="none"/>
+              </w:rPr>
+              <w:t>Pen, pencil, technology notebook, student's computer, email and password</w:t>
             </w:r>
           </w:p>
         </w:tc>
@@ -602,9 +1830,21 @@
               <w:right w:val="single" w:sz="4" w:space="0" w:color="auto"/>
             </w:tcBorders>
             <w:shd w:val="clear" w:color="auto" w:fill="A8D08D"/>
+            <w:vAlign w:val="center"/>
           </w:tcPr>
           <w:p>
-            <w:r>
+            <w:pPr>
+              <w:jc w:val="center"/>
+              <w:spacing w:line="360" w:lineRule="auto" w:before="0" w:after="0"/>
+            </w:pPr>
+            <w:r>
+              <w:rPr>
+                <w:rFonts w:ascii="Arial" w:hAnsi="Arial" w:eastAsia="Arial" w:cs="Arial"/>
+                <w:b/>
+                <w:i w:val="0"/>
+                <w:sz w:val="24"/>
+                <w:u w:val="none"/>
+              </w:rPr>
               <w:t>8A, 8B day – 45min – May - Week 11</w:t>
             </w:r>
           </w:p>
@@ -619,9 +1859,21 @@
               <w:right w:val="single" w:sz="4" w:space="0" w:color="auto"/>
             </w:tcBorders>
             <w:shd w:val="clear" w:color="auto" w:fill="A8D08D"/>
+            <w:vAlign w:val="center"/>
           </w:tcPr>
           <w:p>
-            <w:r>
+            <w:pPr>
+              <w:jc w:val="center"/>
+              <w:spacing w:line="360" w:lineRule="auto" w:before="0" w:after="0"/>
+            </w:pPr>
+            <w:r>
+              <w:rPr>
+                <w:rFonts w:ascii="Arial" w:hAnsi="Arial" w:eastAsia="Arial" w:cs="Arial"/>
+                <w:b/>
+                <w:i w:val="0"/>
+                <w:sz w:val="24"/>
+                <w:u w:val="none"/>
+              </w:rPr>
               <w:t>8A, 8B day – 90 min – May - Week 11</w:t>
             </w:r>
           </w:p>
@@ -637,35 +1889,241 @@
               <w:bottom w:val="single" w:sz="4" w:space="0" w:color="auto"/>
               <w:right w:val="single" w:sz="4" w:space="0" w:color="auto"/>
             </w:tcBorders>
+            <w:vAlign w:val="top"/>
           </w:tcPr>
           <w:p>
-            <w:r>
-              <w:t>Topic:</w:t>
-              <w:br/>
+            <w:pPr>
+              <w:spacing w:line="360" w:lineRule="auto" w:before="0" w:after="0"/>
+            </w:pPr>
+            <w:r>
+              <w:rPr>
+                <w:rFonts w:ascii="Arial" w:hAnsi="Arial" w:eastAsia="Arial" w:cs="Arial"/>
+                <w:b/>
+                <w:i w:val="0"/>
+                <w:sz w:val="24"/>
+                <w:u w:val="none"/>
+              </w:rPr>
+              <w:t xml:space="preserve">Topic: </w:t>
+            </w:r>
+            <w:r>
+              <w:rPr>
+                <w:rFonts w:ascii="Arial" w:hAnsi="Arial" w:eastAsia="Arial" w:cs="Arial"/>
+                <w:b w:val="0"/>
+                <w:i w:val="0"/>
+                <w:sz w:val="24"/>
+                <w:u w:val="none"/>
+              </w:rPr>
               <w:t>Testing and feedback</w:t>
-              <w:br/>
-              <w:br/>
-              <w:t>Pre-activities</w:t>
-              <w:br/>
+            </w:r>
+          </w:p>
+          <w:p>
+            <w:pPr>
+              <w:spacing w:line="360" w:lineRule="auto" w:before="0" w:after="0"/>
+            </w:pPr>
+            <w:r>
+              <w:rPr>
+                <w:rFonts w:ascii="Arial" w:hAnsi="Arial" w:eastAsia="Arial" w:cs="Arial"/>
+                <w:i w:val="0"/>
+                <w:sz w:val="24"/>
+                <w:u w:val="none"/>
+                <w:b/>
+              </w:rPr>
+              <w:t>Class Objective:</w:t>
+            </w:r>
+          </w:p>
+          <w:p>
+            <w:pPr>
+              <w:spacing w:line="360" w:lineRule="auto" w:before="0" w:after="0"/>
+            </w:pPr>
+            <w:r>
+              <w:rPr>
+                <w:rFonts w:ascii="Arial" w:hAnsi="Arial" w:eastAsia="Arial" w:cs="Arial"/>
+                <w:i w:val="0"/>
+                <w:sz w:val="24"/>
+                <w:u w:val="none"/>
+              </w:rPr>
+              <w:t>Test site navigation, readability, media, links, and credits, then fix at least three issues.</w:t>
+            </w:r>
+          </w:p>
+          <w:p>
+            <w:pPr>
+              <w:spacing w:line="360" w:lineRule="auto" w:before="0" w:after="0"/>
+            </w:pPr>
+            <w:r>
+              <w:rPr>
+                <w:rFonts w:ascii="Arial" w:hAnsi="Arial" w:eastAsia="Arial" w:cs="Arial"/>
+                <w:b/>
+                <w:i w:val="0"/>
+                <w:sz w:val="24"/>
+                <w:u w:val="none"/>
+              </w:rPr>
+              <w:t>Pre-activities:</w:t>
+            </w:r>
+          </w:p>
+          <w:p>
+            <w:pPr>
+              <w:spacing w:line="360" w:lineRule="auto" w:before="0" w:after="0"/>
+            </w:pPr>
+            <w:r>
+              <w:rPr>
+                <w:rFonts w:ascii="Arial" w:hAnsi="Arial" w:eastAsia="Arial" w:cs="Arial"/>
+                <w:b w:val="0"/>
+                <w:i w:val="0"/>
+                <w:sz w:val="24"/>
+                <w:u w:val="none"/>
+              </w:rPr>
               <w:t>Review Week 11 practice vocabulary (part 1).</w:t>
-              <w:br/>
+            </w:r>
+          </w:p>
+          <w:p>
+            <w:pPr>
+              <w:spacing w:line="360" w:lineRule="auto" w:before="0" w:after="0"/>
+            </w:pPr>
+            <w:r>
+              <w:rPr>
+                <w:rFonts w:ascii="Arial" w:hAnsi="Arial" w:eastAsia="Arial" w:cs="Arial"/>
+                <w:b w:val="0"/>
+                <w:i w:val="0"/>
+                <w:sz w:val="24"/>
+                <w:u w:val="none"/>
+              </w:rPr>
               <w:t>feedback: Helpful comments about how to improve</w:t>
-              <w:br/>
+            </w:r>
+          </w:p>
+          <w:p>
+            <w:pPr>
+              <w:spacing w:line="360" w:lineRule="auto" w:before="0" w:after="0"/>
+            </w:pPr>
+            <w:r>
+              <w:rPr>
+                <w:rFonts w:ascii="Arial" w:hAnsi="Arial" w:eastAsia="Arial" w:cs="Arial"/>
+                <w:b w:val="0"/>
+                <w:i w:val="0"/>
+                <w:sz w:val="24"/>
+                <w:u w:val="none"/>
+              </w:rPr>
               <w:t>readability: How easy text is to read</w:t>
-              <w:br/>
+            </w:r>
+          </w:p>
+          <w:p>
+            <w:pPr>
+              <w:spacing w:line="360" w:lineRule="auto" w:before="0" w:after="0"/>
+            </w:pPr>
+            <w:r>
+              <w:rPr>
+                <w:rFonts w:ascii="Arial" w:hAnsi="Arial" w:eastAsia="Arial" w:cs="Arial"/>
+                <w:b w:val="0"/>
+                <w:i w:val="0"/>
+                <w:sz w:val="24"/>
+                <w:u w:val="none"/>
+              </w:rPr>
               <w:t>alt text: Text that describes an image for accessibility</w:t>
-              <w:br/>
+            </w:r>
+          </w:p>
+          <w:p>
+            <w:pPr>
+              <w:spacing w:line="360" w:lineRule="auto" w:before="0" w:after="0"/>
+            </w:pPr>
+            <w:r>
+              <w:rPr>
+                <w:rFonts w:ascii="Arial" w:hAnsi="Arial" w:eastAsia="Arial" w:cs="Arial"/>
+                <w:b w:val="0"/>
+                <w:i w:val="0"/>
+                <w:sz w:val="24"/>
+                <w:u w:val="none"/>
+              </w:rPr>
               <w:t>Use a partner checklist to test navigation, readability, image visibility, links, and source credits.</w:t>
-              <w:br/>
-              <w:br/>
-              <w:t>While activities</w:t>
-              <w:br/>
-              <w:t>Continue Exam Project: Fix at least 3 issues found during testing or peer feedback. Add missing alt text, captions, credits, or navigation links.</w:t>
-              <w:br/>
-              <w:br/>
-              <w:t>Post activities</w:t>
-              <w:br/>
-              <w:t>Submit the peer checklist. Write which fix helped your audience most.</w:t>
+            </w:r>
+          </w:p>
+          <w:p>
+            <w:pPr>
+              <w:spacing w:line="360" w:lineRule="auto" w:before="0" w:after="0"/>
+            </w:pPr>
+            <w:r>
+              <w:rPr>
+                <w:rFonts w:ascii="Arial" w:hAnsi="Arial" w:eastAsia="Arial" w:cs="Arial"/>
+                <w:b/>
+                <w:i w:val="0"/>
+                <w:sz w:val="24"/>
+                <w:u w:val="none"/>
+              </w:rPr>
+              <w:t>While activities:</w:t>
+            </w:r>
+          </w:p>
+          <w:p>
+            <w:pPr>
+              <w:spacing w:line="360" w:lineRule="auto" w:before="0" w:after="0"/>
+            </w:pPr>
+            <w:r>
+              <w:rPr>
+                <w:rFonts w:ascii="Arial" w:hAnsi="Arial" w:eastAsia="Arial" w:cs="Arial"/>
+                <w:b w:val="0"/>
+                <w:i w:val="0"/>
+                <w:sz w:val="24"/>
+                <w:highlight w:val="yellow"/>
+                <w:u w:val="none"/>
+              </w:rPr>
+              <w:t>Continue Exam Project: Fix at least 3 issues found during testing or peer feedback.</w:t>
+            </w:r>
+          </w:p>
+          <w:p>
+            <w:pPr>
+              <w:spacing w:line="360" w:lineRule="auto" w:before="0" w:after="0"/>
+            </w:pPr>
+            <w:r>
+              <w:rPr>
+                <w:rFonts w:ascii="Arial" w:hAnsi="Arial" w:eastAsia="Arial" w:cs="Arial"/>
+                <w:b w:val="0"/>
+                <w:i w:val="0"/>
+                <w:sz w:val="24"/>
+                <w:u w:val="none"/>
+              </w:rPr>
+              <w:t>Add missing alt text, captions, credits, or navigation links.</w:t>
+            </w:r>
+          </w:p>
+          <w:p>
+            <w:pPr>
+              <w:spacing w:line="360" w:lineRule="auto" w:before="0" w:after="0"/>
+            </w:pPr>
+            <w:r>
+              <w:rPr>
+                <w:rFonts w:ascii="Arial" w:hAnsi="Arial" w:eastAsia="Arial" w:cs="Arial"/>
+                <w:b/>
+                <w:i w:val="0"/>
+                <w:sz w:val="24"/>
+                <w:u w:val="none"/>
+              </w:rPr>
+              <w:t>Post activities:</w:t>
+            </w:r>
+          </w:p>
+          <w:p>
+            <w:pPr>
+              <w:spacing w:line="360" w:lineRule="auto" w:before="0" w:after="0"/>
+            </w:pPr>
+            <w:r>
+              <w:rPr>
+                <w:rFonts w:ascii="Arial" w:hAnsi="Arial" w:eastAsia="Arial" w:cs="Arial"/>
+                <w:b w:val="0"/>
+                <w:i w:val="0"/>
+                <w:sz w:val="24"/>
+                <w:u w:val="none"/>
+              </w:rPr>
+              <w:t>Submit the peer checklist.</w:t>
+            </w:r>
+          </w:p>
+          <w:p>
+            <w:pPr>
+              <w:spacing w:line="360" w:lineRule="auto" w:before="0" w:after="0"/>
+            </w:pPr>
+            <w:r>
+              <w:rPr>
+                <w:rFonts w:ascii="Arial" w:hAnsi="Arial" w:eastAsia="Arial" w:cs="Arial"/>
+                <w:b w:val="0"/>
+                <w:i w:val="0"/>
+                <w:sz w:val="24"/>
+                <w:u w:val="none"/>
+              </w:rPr>
+              <w:t>Write which fix helped your audience most.</w:t>
             </w:r>
           </w:p>
         </w:tc>
@@ -678,35 +2136,241 @@
               <w:bottom w:val="single" w:sz="4" w:space="0" w:color="auto"/>
               <w:right w:val="single" w:sz="4" w:space="0" w:color="auto"/>
             </w:tcBorders>
+            <w:vAlign w:val="top"/>
           </w:tcPr>
           <w:p>
-            <w:r>
-              <w:t>Topic:</w:t>
-              <w:br/>
+            <w:pPr>
+              <w:spacing w:line="360" w:lineRule="auto" w:before="0" w:after="0"/>
+            </w:pPr>
+            <w:r>
+              <w:rPr>
+                <w:rFonts w:ascii="Arial" w:hAnsi="Arial" w:eastAsia="Arial" w:cs="Arial"/>
+                <w:b/>
+                <w:i w:val="0"/>
+                <w:sz w:val="24"/>
+                <w:u w:val="none"/>
+              </w:rPr>
+              <w:t xml:space="preserve">Topic: </w:t>
+            </w:r>
+            <w:r>
+              <w:rPr>
+                <w:rFonts w:ascii="Arial" w:hAnsi="Arial" w:eastAsia="Arial" w:cs="Arial"/>
+                <w:b w:val="0"/>
+                <w:i w:val="0"/>
+                <w:sz w:val="24"/>
+                <w:u w:val="none"/>
+              </w:rPr>
               <w:t>Final revision and reflection</w:t>
-              <w:br/>
-              <w:br/>
-              <w:t>Pre-activities</w:t>
-              <w:br/>
+            </w:r>
+          </w:p>
+          <w:p>
+            <w:pPr>
+              <w:spacing w:line="360" w:lineRule="auto" w:before="0" w:after="0"/>
+            </w:pPr>
+            <w:r>
+              <w:rPr>
+                <w:rFonts w:ascii="Arial" w:hAnsi="Arial" w:eastAsia="Arial" w:cs="Arial"/>
+                <w:i w:val="0"/>
+                <w:sz w:val="24"/>
+                <w:u w:val="none"/>
+                <w:b/>
+              </w:rPr>
+              <w:t>Class Objective:</w:t>
+            </w:r>
+          </w:p>
+          <w:p>
+            <w:pPr>
+              <w:spacing w:line="360" w:lineRule="auto" w:before="0" w:after="0"/>
+            </w:pPr>
+            <w:r>
+              <w:rPr>
+                <w:rFonts w:ascii="Arial" w:hAnsi="Arial" w:eastAsia="Arial" w:cs="Arial"/>
+                <w:i w:val="0"/>
+                <w:sz w:val="24"/>
+                <w:u w:val="none"/>
+              </w:rPr>
+              <w:t>Complete research, credits, and reflection pages and prepare the final share link.</w:t>
+            </w:r>
+          </w:p>
+          <w:p>
+            <w:pPr>
+              <w:spacing w:line="360" w:lineRule="auto" w:before="0" w:after="0"/>
+            </w:pPr>
+            <w:r>
+              <w:rPr>
+                <w:rFonts w:ascii="Arial" w:hAnsi="Arial" w:eastAsia="Arial" w:cs="Arial"/>
+                <w:b/>
+                <w:i w:val="0"/>
+                <w:sz w:val="24"/>
+                <w:u w:val="none"/>
+              </w:rPr>
+              <w:t>Pre-activities:</w:t>
+            </w:r>
+          </w:p>
+          <w:p>
+            <w:pPr>
+              <w:spacing w:line="360" w:lineRule="auto" w:before="0" w:after="0"/>
+            </w:pPr>
+            <w:r>
+              <w:rPr>
+                <w:rFonts w:ascii="Arial" w:hAnsi="Arial" w:eastAsia="Arial" w:cs="Arial"/>
+                <w:b w:val="0"/>
+                <w:i w:val="0"/>
+                <w:sz w:val="24"/>
+                <w:u w:val="none"/>
+              </w:rPr>
               <w:t>Review Week 11 practice vocabulary (part 2).</w:t>
-              <w:br/>
+            </w:r>
+          </w:p>
+          <w:p>
+            <w:pPr>
+              <w:spacing w:line="360" w:lineRule="auto" w:before="0" w:after="0"/>
+            </w:pPr>
+            <w:r>
+              <w:rPr>
+                <w:rFonts w:ascii="Arial" w:hAnsi="Arial" w:eastAsia="Arial" w:cs="Arial"/>
+                <w:b w:val="0"/>
+                <w:i w:val="0"/>
+                <w:sz w:val="24"/>
+                <w:u w:val="none"/>
+              </w:rPr>
               <w:t>link: A way to open a web page or file</w:t>
-              <w:br/>
+            </w:r>
+          </w:p>
+          <w:p>
+            <w:pPr>
+              <w:spacing w:line="360" w:lineRule="auto" w:before="0" w:after="0"/>
+            </w:pPr>
+            <w:r>
+              <w:rPr>
+                <w:rFonts w:ascii="Arial" w:hAnsi="Arial" w:eastAsia="Arial" w:cs="Arial"/>
+                <w:b w:val="0"/>
+                <w:i w:val="0"/>
+                <w:sz w:val="24"/>
+                <w:u w:val="none"/>
+              </w:rPr>
               <w:t>revision: A changed version made after review</w:t>
-              <w:br/>
+            </w:r>
+          </w:p>
+          <w:p>
+            <w:pPr>
+              <w:spacing w:line="360" w:lineRule="auto" w:before="0" w:after="0"/>
+            </w:pPr>
+            <w:r>
+              <w:rPr>
+                <w:rFonts w:ascii="Arial" w:hAnsi="Arial" w:eastAsia="Arial" w:cs="Arial"/>
+                <w:b w:val="0"/>
+                <w:i w:val="0"/>
+                <w:sz w:val="24"/>
+                <w:u w:val="none"/>
+              </w:rPr>
               <w:t>publish: To make a site or work available to others</w:t>
-              <w:br/>
+            </w:r>
+          </w:p>
+          <w:p>
+            <w:pPr>
+              <w:spacing w:line="360" w:lineRule="auto" w:before="0" w:after="0"/>
+            </w:pPr>
+            <w:r>
+              <w:rPr>
+                <w:rFonts w:ascii="Arial" w:hAnsi="Arial" w:eastAsia="Arial" w:cs="Arial"/>
+                <w:b w:val="0"/>
+                <w:i w:val="0"/>
+                <w:sz w:val="24"/>
+                <w:u w:val="none"/>
+              </w:rPr>
               <w:t>Review the rubric categories: campaign purpose, vector graphics, website structure, visual design, source credit, and reflection.</w:t>
-              <w:br/>
-              <w:br/>
-              <w:t>While activities</w:t>
-              <w:br/>
-              <w:t>Continue Exam Project: Complete the Research/Credits and Reflection pages. Write a short reflection explaining what you made, what vector techniques you used, what challenge you solved, and how your site supports the campaign.</w:t>
-              <w:br/>
-              <w:br/>
-              <w:t>Post activities</w:t>
-              <w:br/>
-              <w:t>Publish or prepare the final share link as instructed. Practice a 1:30-2 minute explanation.</w:t>
+            </w:r>
+          </w:p>
+          <w:p>
+            <w:pPr>
+              <w:spacing w:line="360" w:lineRule="auto" w:before="0" w:after="0"/>
+            </w:pPr>
+            <w:r>
+              <w:rPr>
+                <w:rFonts w:ascii="Arial" w:hAnsi="Arial" w:eastAsia="Arial" w:cs="Arial"/>
+                <w:b/>
+                <w:i w:val="0"/>
+                <w:sz w:val="24"/>
+                <w:u w:val="none"/>
+              </w:rPr>
+              <w:t>While activities:</w:t>
+            </w:r>
+          </w:p>
+          <w:p>
+            <w:pPr>
+              <w:spacing w:line="360" w:lineRule="auto" w:before="0" w:after="0"/>
+            </w:pPr>
+            <w:r>
+              <w:rPr>
+                <w:rFonts w:ascii="Arial" w:hAnsi="Arial" w:eastAsia="Arial" w:cs="Arial"/>
+                <w:b w:val="0"/>
+                <w:i w:val="0"/>
+                <w:sz w:val="24"/>
+                <w:highlight w:val="yellow"/>
+                <w:u w:val="none"/>
+              </w:rPr>
+              <w:t>Continue Exam Project: Complete the Research/Credits and Reflection pages.</w:t>
+            </w:r>
+          </w:p>
+          <w:p>
+            <w:pPr>
+              <w:spacing w:line="360" w:lineRule="auto" w:before="0" w:after="0"/>
+            </w:pPr>
+            <w:r>
+              <w:rPr>
+                <w:rFonts w:ascii="Arial" w:hAnsi="Arial" w:eastAsia="Arial" w:cs="Arial"/>
+                <w:b w:val="0"/>
+                <w:i w:val="0"/>
+                <w:sz w:val="24"/>
+                <w:u w:val="none"/>
+              </w:rPr>
+              <w:t>Write a short reflection explaining what you made, what vector techniques you used, what challenge you solved, and how your site supports the campaign.</w:t>
+            </w:r>
+          </w:p>
+          <w:p>
+            <w:pPr>
+              <w:spacing w:line="360" w:lineRule="auto" w:before="0" w:after="0"/>
+            </w:pPr>
+            <w:r>
+              <w:rPr>
+                <w:rFonts w:ascii="Arial" w:hAnsi="Arial" w:eastAsia="Arial" w:cs="Arial"/>
+                <w:b/>
+                <w:i w:val="0"/>
+                <w:sz w:val="24"/>
+                <w:u w:val="none"/>
+              </w:rPr>
+              <w:t>Post activities:</w:t>
+            </w:r>
+          </w:p>
+          <w:p>
+            <w:pPr>
+              <w:spacing w:line="360" w:lineRule="auto" w:before="0" w:after="0"/>
+            </w:pPr>
+            <w:r>
+              <w:rPr>
+                <w:rFonts w:ascii="Arial" w:hAnsi="Arial" w:eastAsia="Arial" w:cs="Arial"/>
+                <w:b w:val="0"/>
+                <w:i w:val="0"/>
+                <w:sz w:val="24"/>
+                <w:u w:val="none"/>
+              </w:rPr>
+              <w:t>Publish or prepare the final share link as instructed.</w:t>
+            </w:r>
+          </w:p>
+          <w:p>
+            <w:pPr>
+              <w:spacing w:line="360" w:lineRule="auto" w:before="0" w:after="0"/>
+            </w:pPr>
+            <w:r>
+              <w:rPr>
+                <w:rFonts w:ascii="Arial" w:hAnsi="Arial" w:eastAsia="Arial" w:cs="Arial"/>
+                <w:b w:val="0"/>
+                <w:i w:val="0"/>
+                <w:sz w:val="24"/>
+                <w:u w:val="none"/>
+              </w:rPr>
+              <w:t>Practice a 1:30-2 minute explanation.</w:t>
             </w:r>
           </w:p>
         </w:tc>
@@ -724,10 +2388,31 @@
               <w:bottom w:val="single" w:sz="4" w:space="0" w:color="auto"/>
               <w:right w:val="single" w:sz="4" w:space="0" w:color="auto"/>
             </w:tcBorders>
+            <w:vAlign w:val="top"/>
           </w:tcPr>
           <w:p>
-            <w:r>
-              <w:t>Resources: Pen, pencil, technology notebook, student's email and password, Inkscape, vector graphics files, Google Sites access, Google Classroom, text editor and browser, environmental video file, project rubric, checklist or worksheet, project planning sheet, projector.</w:t>
+            <w:pPr>
+              <w:spacing w:line="360" w:lineRule="auto" w:before="0" w:after="0"/>
+            </w:pPr>
+            <w:r>
+              <w:rPr>
+                <w:rFonts w:ascii="Arial" w:hAnsi="Arial" w:eastAsia="Arial" w:cs="Arial"/>
+                <w:b/>
+                <w:i w:val="0"/>
+                <w:sz w:val="24"/>
+                <w:u w:val="none"/>
+              </w:rPr>
+              <w:t xml:space="preserve">Resources: </w:t>
+            </w:r>
+            <w:r>
+              <w:rPr>
+                <w:rFonts w:ascii="Arial" w:hAnsi="Arial" w:eastAsia="Arial" w:cs="Arial"/>
+                <w:b w:val="0"/>
+                <w:i w:val="0"/>
+                <w:sz w:val="24"/>
+                <w:u w:val="none"/>
+              </w:rPr>
+              <w:t>Pen, pencil, technology notebook, student's computer, email and password</w:t>
             </w:r>
           </w:p>
         </w:tc>
@@ -740,10 +2425,31 @@
               <w:bottom w:val="single" w:sz="4" w:space="0" w:color="auto"/>
               <w:right w:val="single" w:sz="4" w:space="0" w:color="auto"/>
             </w:tcBorders>
+            <w:vAlign w:val="top"/>
           </w:tcPr>
           <w:p>
-            <w:r>
-              <w:t>Resources: Pen, pencil, technology notebook, student's email and password, Inkscape, vector graphics files, Google Sites access, Google Classroom, text editor and browser, environmental video file, project rubric, checklist or worksheet, project planning sheet, projector.</w:t>
+            <w:pPr>
+              <w:spacing w:line="360" w:lineRule="auto" w:before="0" w:after="0"/>
+            </w:pPr>
+            <w:r>
+              <w:rPr>
+                <w:rFonts w:ascii="Arial" w:hAnsi="Arial" w:eastAsia="Arial" w:cs="Arial"/>
+                <w:b/>
+                <w:i w:val="0"/>
+                <w:sz w:val="24"/>
+                <w:u w:val="none"/>
+              </w:rPr>
+              <w:t xml:space="preserve">Resources: </w:t>
+            </w:r>
+            <w:r>
+              <w:rPr>
+                <w:rFonts w:ascii="Arial" w:hAnsi="Arial" w:eastAsia="Arial" w:cs="Arial"/>
+                <w:b w:val="0"/>
+                <w:i w:val="0"/>
+                <w:sz w:val="24"/>
+                <w:u w:val="none"/>
+              </w:rPr>
+              <w:t>Pen, pencil, technology notebook, student's computer, email and password</w:t>
             </w:r>
           </w:p>
         </w:tc>
@@ -759,9 +2465,21 @@
               <w:right w:val="single" w:sz="4" w:space="0" w:color="auto"/>
             </w:tcBorders>
             <w:shd w:val="clear" w:color="auto" w:fill="A8D08D"/>
+            <w:vAlign w:val="center"/>
           </w:tcPr>
           <w:p>
-            <w:r>
+            <w:pPr>
+              <w:jc w:val="center"/>
+              <w:spacing w:line="360" w:lineRule="auto" w:before="0" w:after="0"/>
+            </w:pPr>
+            <w:r>
+              <w:rPr>
+                <w:rFonts w:ascii="Arial" w:hAnsi="Arial" w:eastAsia="Arial" w:cs="Arial"/>
+                <w:b/>
+                <w:i w:val="0"/>
+                <w:sz w:val="24"/>
+                <w:u w:val="none"/>
+              </w:rPr>
               <w:t>8A, 8B day – 45min – May - Week 12</w:t>
             </w:r>
           </w:p>
@@ -776,9 +2494,21 @@
               <w:right w:val="single" w:sz="4" w:space="0" w:color="auto"/>
             </w:tcBorders>
             <w:shd w:val="clear" w:color="auto" w:fill="A8D08D"/>
+            <w:vAlign w:val="center"/>
           </w:tcPr>
           <w:p>
-            <w:r>
+            <w:pPr>
+              <w:jc w:val="center"/>
+              <w:spacing w:line="360" w:lineRule="auto" w:before="0" w:after="0"/>
+            </w:pPr>
+            <w:r>
+              <w:rPr>
+                <w:rFonts w:ascii="Arial" w:hAnsi="Arial" w:eastAsia="Arial" w:cs="Arial"/>
+                <w:b/>
+                <w:i w:val="0"/>
+                <w:sz w:val="24"/>
+                <w:u w:val="none"/>
+              </w:rPr>
               <w:t>8A, 8B day – 90 min – May - Week 12</w:t>
             </w:r>
           </w:p>
@@ -794,34 +2524,224 @@
               <w:bottom w:val="single" w:sz="4" w:space="0" w:color="auto"/>
               <w:right w:val="single" w:sz="4" w:space="0" w:color="auto"/>
             </w:tcBorders>
+            <w:vAlign w:val="top"/>
           </w:tcPr>
           <w:p>
-            <w:r>
-              <w:t>Topic:</w:t>
-              <w:br/>
+            <w:pPr>
+              <w:spacing w:line="360" w:lineRule="auto" w:before="0" w:after="0"/>
+            </w:pPr>
+            <w:r>
+              <w:rPr>
+                <w:rFonts w:ascii="Arial" w:hAnsi="Arial" w:eastAsia="Arial" w:cs="Arial"/>
+                <w:b/>
+                <w:i w:val="0"/>
+                <w:sz w:val="24"/>
+                <w:u w:val="none"/>
+              </w:rPr>
+              <w:t xml:space="preserve">Topic: </w:t>
+            </w:r>
+            <w:r>
+              <w:rPr>
+                <w:rFonts w:ascii="Arial" w:hAnsi="Arial" w:eastAsia="Arial" w:cs="Arial"/>
+                <w:b w:val="0"/>
+                <w:i w:val="0"/>
+                <w:sz w:val="24"/>
+                <w:u w:val="none"/>
+              </w:rPr>
               <w:t>Presentation setup</w:t>
-              <w:br/>
-              <w:br/>
-              <w:t>Pre-activities</w:t>
-              <w:br/>
+            </w:r>
+          </w:p>
+          <w:p>
+            <w:pPr>
+              <w:spacing w:line="360" w:lineRule="auto" w:before="0" w:after="0"/>
+            </w:pPr>
+            <w:r>
+              <w:rPr>
+                <w:rFonts w:ascii="Arial" w:hAnsi="Arial" w:eastAsia="Arial" w:cs="Arial"/>
+                <w:i w:val="0"/>
+                <w:sz w:val="24"/>
+                <w:u w:val="none"/>
+                <w:b/>
+              </w:rPr>
+              <w:t>Class Objective:</w:t>
+            </w:r>
+          </w:p>
+          <w:p>
+            <w:pPr>
+              <w:spacing w:line="360" w:lineRule="auto" w:before="0" w:after="0"/>
+            </w:pPr>
+            <w:r>
+              <w:rPr>
+                <w:rFonts w:ascii="Arial" w:hAnsi="Arial" w:eastAsia="Arial" w:cs="Arial"/>
+                <w:i w:val="0"/>
+                <w:sz w:val="24"/>
+                <w:u w:val="none"/>
+              </w:rPr>
+              <w:t>Rehearse the campaign portfolio presentation and check final site evidence.</w:t>
+            </w:r>
+          </w:p>
+          <w:p>
+            <w:pPr>
+              <w:spacing w:line="360" w:lineRule="auto" w:before="0" w:after="0"/>
+            </w:pPr>
+            <w:r>
+              <w:rPr>
+                <w:rFonts w:ascii="Arial" w:hAnsi="Arial" w:eastAsia="Arial" w:cs="Arial"/>
+                <w:b/>
+                <w:i w:val="0"/>
+                <w:sz w:val="24"/>
+                <w:u w:val="none"/>
+              </w:rPr>
+              <w:t>Pre-activities:</w:t>
+            </w:r>
+          </w:p>
+          <w:p>
+            <w:pPr>
+              <w:spacing w:line="360" w:lineRule="auto" w:before="0" w:after="0"/>
+            </w:pPr>
+            <w:r>
+              <w:rPr>
+                <w:rFonts w:ascii="Arial" w:hAnsi="Arial" w:eastAsia="Arial" w:cs="Arial"/>
+                <w:b w:val="0"/>
+                <w:i w:val="0"/>
+                <w:sz w:val="24"/>
+                <w:u w:val="none"/>
+              </w:rPr>
               <w:t>Review Week 12 practice vocabulary (part 1).</w:t>
-              <w:br/>
+            </w:r>
+          </w:p>
+          <w:p>
+            <w:pPr>
+              <w:spacing w:line="360" w:lineRule="auto" w:before="0" w:after="0"/>
+            </w:pPr>
+            <w:r>
+              <w:rPr>
+                <w:rFonts w:ascii="Arial" w:hAnsi="Arial" w:eastAsia="Arial" w:cs="Arial"/>
+                <w:b w:val="0"/>
+                <w:i w:val="0"/>
+                <w:sz w:val="24"/>
+                <w:u w:val="none"/>
+              </w:rPr>
               <w:t>presentation: Sharing work or ideas with others</w:t>
-              <w:br/>
+            </w:r>
+          </w:p>
+          <w:p>
+            <w:pPr>
+              <w:spacing w:line="360" w:lineRule="auto" w:before="0" w:after="0"/>
+            </w:pPr>
+            <w:r>
+              <w:rPr>
+                <w:rFonts w:ascii="Arial" w:hAnsi="Arial" w:eastAsia="Arial" w:cs="Arial"/>
+                <w:b w:val="0"/>
+                <w:i w:val="0"/>
+                <w:sz w:val="24"/>
+                <w:u w:val="none"/>
+              </w:rPr>
               <w:t>design choice: A decision made while designing</w:t>
-              <w:br/>
+            </w:r>
+          </w:p>
+          <w:p>
+            <w:pPr>
+              <w:spacing w:line="360" w:lineRule="auto" w:before="0" w:after="0"/>
+            </w:pPr>
+            <w:r>
+              <w:rPr>
+                <w:rFonts w:ascii="Arial" w:hAnsi="Arial" w:eastAsia="Arial" w:cs="Arial"/>
+                <w:b w:val="0"/>
+                <w:i w:val="0"/>
+                <w:sz w:val="24"/>
+                <w:u w:val="none"/>
+              </w:rPr>
               <w:t>reflection: Thinking about what happened and what you learned</w:t>
-              <w:br/>
+            </w:r>
+          </w:p>
+          <w:p>
+            <w:pPr>
+              <w:spacing w:line="360" w:lineRule="auto" w:before="0" w:after="0"/>
+            </w:pPr>
+            <w:r>
+              <w:rPr>
+                <w:rFonts w:ascii="Arial" w:hAnsi="Arial" w:eastAsia="Arial" w:cs="Arial"/>
+                <w:b w:val="0"/>
+                <w:i w:val="0"/>
+                <w:sz w:val="24"/>
+                <w:u w:val="none"/>
+              </w:rPr>
               <w:t>Open your published or preview site. Check links, images, video, and presentation order.</w:t>
-              <w:br/>
-              <w:br/>
-              <w:t>While activities</w:t>
-              <w:br/>
-              <w:t>Rehearse the Google Sites environmental campaign portfolio presentation so the final presentation is ready for the long class. Check the original vector graphics, required video, design-choice explanation, and improvement note.</w:t>
-              <w:br/>
-              <w:br/>
-              <w:t>Post activities</w:t>
-              <w:br/>
+            </w:r>
+          </w:p>
+          <w:p>
+            <w:pPr>
+              <w:spacing w:line="360" w:lineRule="auto" w:before="0" w:after="0"/>
+            </w:pPr>
+            <w:r>
+              <w:rPr>
+                <w:rFonts w:ascii="Arial" w:hAnsi="Arial" w:eastAsia="Arial" w:cs="Arial"/>
+                <w:b/>
+                <w:i w:val="0"/>
+                <w:sz w:val="24"/>
+                <w:u w:val="none"/>
+              </w:rPr>
+              <w:t>While activities:</w:t>
+            </w:r>
+          </w:p>
+          <w:p>
+            <w:pPr>
+              <w:spacing w:line="360" w:lineRule="auto" w:before="0" w:after="0"/>
+            </w:pPr>
+            <w:r>
+              <w:rPr>
+                <w:rFonts w:ascii="Arial" w:hAnsi="Arial" w:eastAsia="Arial" w:cs="Arial"/>
+                <w:b w:val="0"/>
+                <w:i w:val="0"/>
+                <w:sz w:val="24"/>
+                <w:u w:val="none"/>
+              </w:rPr>
+              <w:t>Rehearse the Google Sites environmental campaign portfolio presentation so the final presentation is ready for the long class.</w:t>
+            </w:r>
+          </w:p>
+          <w:p>
+            <w:pPr>
+              <w:spacing w:line="360" w:lineRule="auto" w:before="0" w:after="0"/>
+            </w:pPr>
+            <w:r>
+              <w:rPr>
+                <w:rFonts w:ascii="Arial" w:hAnsi="Arial" w:eastAsia="Arial" w:cs="Arial"/>
+                <w:b w:val="0"/>
+                <w:i w:val="0"/>
+                <w:sz w:val="24"/>
+                <w:u w:val="none"/>
+              </w:rPr>
+              <w:t>Check the original vector graphics, required video, design-choice explanation, and improvement note.</w:t>
+            </w:r>
+          </w:p>
+          <w:p>
+            <w:pPr>
+              <w:spacing w:line="360" w:lineRule="auto" w:before="0" w:after="0"/>
+            </w:pPr>
+            <w:r>
+              <w:rPr>
+                <w:rFonts w:ascii="Arial" w:hAnsi="Arial" w:eastAsia="Arial" w:cs="Arial"/>
+                <w:b/>
+                <w:i w:val="0"/>
+                <w:sz w:val="24"/>
+                <w:u w:val="none"/>
+              </w:rPr>
+              <w:t>Post activities:</w:t>
+            </w:r>
+          </w:p>
+          <w:p>
+            <w:pPr>
+              <w:spacing w:line="360" w:lineRule="auto" w:before="0" w:after="0"/>
+            </w:pPr>
+            <w:r>
+              <w:rPr>
+                <w:rFonts w:ascii="Arial" w:hAnsi="Arial" w:eastAsia="Arial" w:cs="Arial"/>
+                <w:b w:val="0"/>
+                <w:i w:val="0"/>
+                <w:sz w:val="24"/>
+                <w:u w:val="none"/>
+              </w:rPr>
               <w:t>Prepare your speaking notes and record one final detail to check before presenting.</w:t>
             </w:r>
           </w:p>
@@ -835,34 +2755,210 @@
               <w:bottom w:val="single" w:sz="4" w:space="0" w:color="auto"/>
               <w:right w:val="single" w:sz="4" w:space="0" w:color="auto"/>
             </w:tcBorders>
+            <w:vAlign w:val="top"/>
           </w:tcPr>
           <w:p>
-            <w:r>
-              <w:t>Topic:</w:t>
-              <w:br/>
+            <w:pPr>
+              <w:spacing w:line="360" w:lineRule="auto" w:before="0" w:after="0"/>
+            </w:pPr>
+            <w:r>
+              <w:rPr>
+                <w:rFonts w:ascii="Arial" w:hAnsi="Arial" w:eastAsia="Arial" w:cs="Arial"/>
+                <w:b/>
+                <w:i w:val="0"/>
+                <w:sz w:val="24"/>
+                <w:u w:val="none"/>
+              </w:rPr>
+              <w:t xml:space="preserve">Topic: </w:t>
+            </w:r>
+            <w:r>
+              <w:rPr>
+                <w:rFonts w:ascii="Arial" w:hAnsi="Arial" w:eastAsia="Arial" w:cs="Arial"/>
+                <w:b w:val="0"/>
+                <w:i w:val="0"/>
+                <w:sz w:val="24"/>
+                <w:u w:val="none"/>
+              </w:rPr>
               <w:t>Presentation continuation</w:t>
-              <w:br/>
-              <w:br/>
-              <w:t>Pre-activities</w:t>
-              <w:br/>
+            </w:r>
+          </w:p>
+          <w:p>
+            <w:pPr>
+              <w:spacing w:line="360" w:lineRule="auto" w:before="0" w:after="0"/>
+            </w:pPr>
+            <w:r>
+              <w:rPr>
+                <w:rFonts w:ascii="Arial" w:hAnsi="Arial" w:eastAsia="Arial" w:cs="Arial"/>
+                <w:i w:val="0"/>
+                <w:sz w:val="24"/>
+                <w:u w:val="none"/>
+                <w:b/>
+              </w:rPr>
+              <w:t>Class Objective:</w:t>
+            </w:r>
+          </w:p>
+          <w:p>
+            <w:pPr>
+              <w:spacing w:line="360" w:lineRule="auto" w:before="0" w:after="0"/>
+            </w:pPr>
+            <w:r>
+              <w:rPr>
+                <w:rFonts w:ascii="Arial" w:hAnsi="Arial" w:eastAsia="Arial" w:cs="Arial"/>
+                <w:i w:val="0"/>
+                <w:sz w:val="24"/>
+                <w:u w:val="none"/>
+              </w:rPr>
+              <w:t>Present the final environmental campaign portfolio and submit site link, reflection, and files.</w:t>
+            </w:r>
+          </w:p>
+          <w:p>
+            <w:pPr>
+              <w:spacing w:line="360" w:lineRule="auto" w:before="0" w:after="0"/>
+            </w:pPr>
+            <w:r>
+              <w:rPr>
+                <w:rFonts w:ascii="Arial" w:hAnsi="Arial" w:eastAsia="Arial" w:cs="Arial"/>
+                <w:b/>
+                <w:i w:val="0"/>
+                <w:sz w:val="24"/>
+                <w:u w:val="none"/>
+              </w:rPr>
+              <w:t>Pre-activities:</w:t>
+            </w:r>
+          </w:p>
+          <w:p>
+            <w:pPr>
+              <w:spacing w:line="360" w:lineRule="auto" w:before="0" w:after="0"/>
+            </w:pPr>
+            <w:r>
+              <w:rPr>
+                <w:rFonts w:ascii="Arial" w:hAnsi="Arial" w:eastAsia="Arial" w:cs="Arial"/>
+                <w:b w:val="0"/>
+                <w:i w:val="0"/>
+                <w:sz w:val="24"/>
+                <w:u w:val="none"/>
+              </w:rPr>
               <w:t>Review Week 12 practice vocabulary (part 2).</w:t>
-              <w:br/>
+            </w:r>
+          </w:p>
+          <w:p>
+            <w:pPr>
+              <w:spacing w:line="360" w:lineRule="auto" w:before="0" w:after="0"/>
+            </w:pPr>
+            <w:r>
+              <w:rPr>
+                <w:rFonts w:ascii="Arial" w:hAnsi="Arial" w:eastAsia="Arial" w:cs="Arial"/>
+                <w:b w:val="0"/>
+                <w:i w:val="0"/>
+                <w:sz w:val="24"/>
+                <w:u w:val="none"/>
+              </w:rPr>
               <w:t>audience: The people who will see or use something</w:t>
-              <w:br/>
+            </w:r>
+          </w:p>
+          <w:p>
+            <w:pPr>
+              <w:spacing w:line="360" w:lineRule="auto" w:before="0" w:after="0"/>
+            </w:pPr>
+            <w:r>
+              <w:rPr>
+                <w:rFonts w:ascii="Arial" w:hAnsi="Arial" w:eastAsia="Arial" w:cs="Arial"/>
+                <w:b w:val="0"/>
+                <w:i w:val="0"/>
+                <w:sz w:val="24"/>
+                <w:u w:val="none"/>
+              </w:rPr>
               <w:t>improvement: A change that makes something better</w:t>
-              <w:br/>
+            </w:r>
+          </w:p>
+          <w:p>
+            <w:pPr>
+              <w:spacing w:line="360" w:lineRule="auto" w:before="0" w:after="0"/>
+            </w:pPr>
+            <w:r>
+              <w:rPr>
+                <w:rFonts w:ascii="Arial" w:hAnsi="Arial" w:eastAsia="Arial" w:cs="Arial"/>
+                <w:b w:val="0"/>
+                <w:i w:val="0"/>
+                <w:sz w:val="24"/>
+                <w:u w:val="none"/>
+              </w:rPr>
               <w:t>portfolio: A collection of work that shows learning</w:t>
-              <w:br/>
+            </w:r>
+          </w:p>
+          <w:p>
+            <w:pPr>
+              <w:spacing w:line="360" w:lineRule="auto" w:before="0" w:after="0"/>
+            </w:pPr>
+            <w:r>
+              <w:rPr>
+                <w:rFonts w:ascii="Arial" w:hAnsi="Arial" w:eastAsia="Arial" w:cs="Arial"/>
+                <w:b w:val="0"/>
+                <w:i w:val="0"/>
+                <w:sz w:val="24"/>
+                <w:u w:val="none"/>
+              </w:rPr>
               <w:t>Review respectful audience expectations and the presentation rubric. Prepare your speaking notes.</w:t>
-              <w:br/>
-              <w:br/>
-              <w:t>While activities</w:t>
-              <w:br/>
+            </w:r>
+          </w:p>
+          <w:p>
+            <w:pPr>
+              <w:spacing w:line="360" w:lineRule="auto" w:before="0" w:after="0"/>
+            </w:pPr>
+            <w:r>
+              <w:rPr>
+                <w:rFonts w:ascii="Arial" w:hAnsi="Arial" w:eastAsia="Arial" w:cs="Arial"/>
+                <w:b/>
+                <w:i w:val="0"/>
+                <w:sz w:val="24"/>
+                <w:u w:val="none"/>
+              </w:rPr>
+              <w:t>While activities:</w:t>
+            </w:r>
+          </w:p>
+          <w:p>
+            <w:pPr>
+              <w:spacing w:line="360" w:lineRule="auto" w:before="0" w:after="0"/>
+            </w:pPr>
+            <w:r>
+              <w:rPr>
+                <w:rFonts w:ascii="Arial" w:hAnsi="Arial" w:eastAsia="Arial" w:cs="Arial"/>
+                <w:b w:val="0"/>
+                <w:i w:val="0"/>
+                <w:sz w:val="24"/>
+                <w:highlight w:val="yellow"/>
+                <w:u w:val="none"/>
+              </w:rPr>
               <w:t>Complete Exam Project Presentation: Finish remaining presentations and submit the final site link, reflection, and any required files.</w:t>
-              <w:br/>
-              <w:br/>
-              <w:t>Post activities</w:t>
-              <w:br/>
+            </w:r>
+          </w:p>
+          <w:p>
+            <w:pPr>
+              <w:spacing w:line="360" w:lineRule="auto" w:before="0" w:after="0"/>
+            </w:pPr>
+            <w:r>
+              <w:rPr>
+                <w:rFonts w:ascii="Arial" w:hAnsi="Arial" w:eastAsia="Arial" w:cs="Arial"/>
+                <w:b/>
+                <w:i w:val="0"/>
+                <w:sz w:val="24"/>
+                <w:u w:val="none"/>
+              </w:rPr>
+              <w:t>Post activities:</w:t>
+            </w:r>
+          </w:p>
+          <w:p>
+            <w:pPr>
+              <w:spacing w:line="360" w:lineRule="auto" w:before="0" w:after="0"/>
+            </w:pPr>
+            <w:r>
+              <w:rPr>
+                <w:rFonts w:ascii="Arial" w:hAnsi="Arial" w:eastAsia="Arial" w:cs="Arial"/>
+                <w:b w:val="0"/>
+                <w:i w:val="0"/>
+                <w:sz w:val="24"/>
+                <w:u w:val="none"/>
+              </w:rPr>
               <w:t>Complete a short project reflection about your strongest skill and one skill to improve next trimester.</w:t>
             </w:r>
           </w:p>
@@ -878,10 +2974,31 @@
               <w:bottom w:val="single" w:sz="4" w:space="0" w:color="auto"/>
               <w:right w:val="single" w:sz="4" w:space="0" w:color="auto"/>
             </w:tcBorders>
+            <w:vAlign w:val="top"/>
           </w:tcPr>
           <w:p>
-            <w:r>
-              <w:t>Resources: Pen, pencil, technology notebook, student's email and password, Inkscape, vector graphics files, Google Sites access, Google Classroom, text editor and browser, environmental video file, project rubric, checklist or worksheet, project planning sheet, projector.</w:t>
+            <w:pPr>
+              <w:spacing w:line="360" w:lineRule="auto" w:before="0" w:after="0"/>
+            </w:pPr>
+            <w:r>
+              <w:rPr>
+                <w:rFonts w:ascii="Arial" w:hAnsi="Arial" w:eastAsia="Arial" w:cs="Arial"/>
+                <w:b/>
+                <w:i w:val="0"/>
+                <w:sz w:val="24"/>
+                <w:u w:val="none"/>
+              </w:rPr>
+              <w:t xml:space="preserve">Resources: </w:t>
+            </w:r>
+            <w:r>
+              <w:rPr>
+                <w:rFonts w:ascii="Arial" w:hAnsi="Arial" w:eastAsia="Arial" w:cs="Arial"/>
+                <w:b w:val="0"/>
+                <w:i w:val="0"/>
+                <w:sz w:val="24"/>
+                <w:u w:val="none"/>
+              </w:rPr>
+              <w:t>Pen, pencil, technology notebook, student's computer, email and password</w:t>
             </w:r>
           </w:p>
         </w:tc>
@@ -894,10 +3011,31 @@
               <w:bottom w:val="single" w:sz="4" w:space="0" w:color="auto"/>
               <w:right w:val="single" w:sz="4" w:space="0" w:color="auto"/>
             </w:tcBorders>
+            <w:vAlign w:val="top"/>
           </w:tcPr>
           <w:p>
-            <w:r>
-              <w:t>Resources: Pen, pencil, technology notebook, student's email and password, Inkscape, vector graphics files, Google Sites access, Google Classroom, text editor and browser, environmental video file, project rubric, checklist or worksheet, project planning sheet, projector.</w:t>
+            <w:pPr>
+              <w:spacing w:line="360" w:lineRule="auto" w:before="0" w:after="0"/>
+            </w:pPr>
+            <w:r>
+              <w:rPr>
+                <w:rFonts w:ascii="Arial" w:hAnsi="Arial" w:eastAsia="Arial" w:cs="Arial"/>
+                <w:b/>
+                <w:i w:val="0"/>
+                <w:sz w:val="24"/>
+                <w:u w:val="none"/>
+              </w:rPr>
+              <w:t xml:space="preserve">Resources: </w:t>
+            </w:r>
+            <w:r>
+              <w:rPr>
+                <w:rFonts w:ascii="Arial" w:hAnsi="Arial" w:eastAsia="Arial" w:cs="Arial"/>
+                <w:b w:val="0"/>
+                <w:i w:val="0"/>
+                <w:sz w:val="24"/>
+                <w:u w:val="none"/>
+              </w:rPr>
+              <w:t>Pen, pencil, technology notebook, student's computer, email and password</w:t>
             </w:r>
           </w:p>
         </w:tc>
@@ -913,9 +3051,21 @@
               <w:right w:val="single" w:sz="4" w:space="0" w:color="auto"/>
             </w:tcBorders>
             <w:shd w:val="clear" w:color="auto" w:fill="A8D08D"/>
+            <w:vAlign w:val="center"/>
           </w:tcPr>
           <w:p>
-            <w:r>
+            <w:pPr>
+              <w:jc w:val="center"/>
+              <w:spacing w:line="360" w:lineRule="auto" w:before="0" w:after="0"/>
+            </w:pPr>
+            <w:r>
+              <w:rPr>
+                <w:rFonts w:ascii="Arial" w:hAnsi="Arial" w:eastAsia="Arial" w:cs="Arial"/>
+                <w:b/>
+                <w:i w:val="0"/>
+                <w:sz w:val="24"/>
+                <w:u w:val="none"/>
+              </w:rPr>
               <w:t>8A, 8B day – 45min – May - Week 13</w:t>
             </w:r>
           </w:p>
@@ -930,9 +3080,21 @@
               <w:right w:val="single" w:sz="4" w:space="0" w:color="auto"/>
             </w:tcBorders>
             <w:shd w:val="clear" w:color="auto" w:fill="A8D08D"/>
+            <w:vAlign w:val="center"/>
           </w:tcPr>
           <w:p>
-            <w:r>
+            <w:pPr>
+              <w:jc w:val="center"/>
+              <w:spacing w:line="360" w:lineRule="auto" w:before="0" w:after="0"/>
+            </w:pPr>
+            <w:r>
+              <w:rPr>
+                <w:rFonts w:ascii="Arial" w:hAnsi="Arial" w:eastAsia="Arial" w:cs="Arial"/>
+                <w:b/>
+                <w:i w:val="0"/>
+                <w:sz w:val="24"/>
+                <w:u w:val="none"/>
+              </w:rPr>
               <w:t>8A, 8B day – 90 min – May - Week 13</w:t>
             </w:r>
           </w:p>
@@ -948,34 +3110,209 @@
               <w:bottom w:val="single" w:sz="4" w:space="0" w:color="auto"/>
               <w:right w:val="single" w:sz="4" w:space="0" w:color="auto"/>
             </w:tcBorders>
+            <w:vAlign w:val="top"/>
           </w:tcPr>
           <w:p>
-            <w:r>
-              <w:t>Topic:</w:t>
-              <w:br/>
+            <w:pPr>
+              <w:spacing w:line="360" w:lineRule="auto" w:before="0" w:after="0"/>
+            </w:pPr>
+            <w:r>
+              <w:rPr>
+                <w:rFonts w:ascii="Arial" w:hAnsi="Arial" w:eastAsia="Arial" w:cs="Arial"/>
+                <w:b/>
+                <w:i w:val="0"/>
+                <w:sz w:val="24"/>
+                <w:u w:val="none"/>
+              </w:rPr>
+              <w:t xml:space="preserve">Topic: </w:t>
+            </w:r>
+            <w:r>
+              <w:rPr>
+                <w:rFonts w:ascii="Arial" w:hAnsi="Arial" w:eastAsia="Arial" w:cs="Arial"/>
+                <w:b w:val="0"/>
+                <w:i w:val="0"/>
+                <w:sz w:val="24"/>
+                <w:u w:val="none"/>
+              </w:rPr>
               <w:t>Exam/admin buffer</w:t>
-              <w:br/>
-              <w:br/>
-              <w:t>Pre-activities</w:t>
-              <w:br/>
+            </w:r>
+          </w:p>
+          <w:p>
+            <w:pPr>
+              <w:spacing w:line="360" w:lineRule="auto" w:before="0" w:after="0"/>
+            </w:pPr>
+            <w:r>
+              <w:rPr>
+                <w:rFonts w:ascii="Arial" w:hAnsi="Arial" w:eastAsia="Arial" w:cs="Arial"/>
+                <w:i w:val="0"/>
+                <w:sz w:val="24"/>
+                <w:u w:val="none"/>
+                <w:b/>
+              </w:rPr>
+              <w:t>Class Objective:</w:t>
+            </w:r>
+          </w:p>
+          <w:p>
+            <w:pPr>
+              <w:spacing w:line="360" w:lineRule="auto" w:before="0" w:after="0"/>
+            </w:pPr>
+            <w:r>
+              <w:rPr>
+                <w:rFonts w:ascii="Arial" w:hAnsi="Arial" w:eastAsia="Arial" w:cs="Arial"/>
+                <w:i w:val="0"/>
+                <w:sz w:val="24"/>
+                <w:u w:val="none"/>
+              </w:rPr>
+              <w:t>Submit missing links or corrections and confirm required evidence is complete.</w:t>
+            </w:r>
+          </w:p>
+          <w:p>
+            <w:pPr>
+              <w:spacing w:line="360" w:lineRule="auto" w:before="0" w:after="0"/>
+            </w:pPr>
+            <w:r>
+              <w:rPr>
+                <w:rFonts w:ascii="Arial" w:hAnsi="Arial" w:eastAsia="Arial" w:cs="Arial"/>
+                <w:b/>
+                <w:i w:val="0"/>
+                <w:sz w:val="24"/>
+                <w:u w:val="none"/>
+              </w:rPr>
+              <w:t>Pre-activities:</w:t>
+            </w:r>
+          </w:p>
+          <w:p>
+            <w:pPr>
+              <w:spacing w:line="360" w:lineRule="auto" w:before="0" w:after="0"/>
+            </w:pPr>
+            <w:r>
+              <w:rPr>
+                <w:rFonts w:ascii="Arial" w:hAnsi="Arial" w:eastAsia="Arial" w:cs="Arial"/>
+                <w:b w:val="0"/>
+                <w:i w:val="0"/>
+                <w:sz w:val="24"/>
+                <w:u w:val="none"/>
+              </w:rPr>
               <w:t>Review Week 13 practice vocabulary (part 1).</w:t>
-              <w:br/>
+            </w:r>
+          </w:p>
+          <w:p>
+            <w:pPr>
+              <w:spacing w:line="360" w:lineRule="auto" w:before="0" w:after="0"/>
+            </w:pPr>
+            <w:r>
+              <w:rPr>
+                <w:rFonts w:ascii="Arial" w:hAnsi="Arial" w:eastAsia="Arial" w:cs="Arial"/>
+                <w:b w:val="0"/>
+                <w:i w:val="0"/>
+                <w:sz w:val="24"/>
+                <w:u w:val="none"/>
+              </w:rPr>
               <w:t>archive: To store files neatly for later</w:t>
-              <w:br/>
+            </w:r>
+          </w:p>
+          <w:p>
+            <w:pPr>
+              <w:spacing w:line="360" w:lineRule="auto" w:before="0" w:after="0"/>
+            </w:pPr>
+            <w:r>
+              <w:rPr>
+                <w:rFonts w:ascii="Arial" w:hAnsi="Arial" w:eastAsia="Arial" w:cs="Arial"/>
+                <w:b w:val="0"/>
+                <w:i w:val="0"/>
+                <w:sz w:val="24"/>
+                <w:u w:val="none"/>
+              </w:rPr>
               <w:t>file: A saved document, image, or project on a computer</w:t>
-              <w:br/>
+            </w:r>
+          </w:p>
+          <w:p>
+            <w:pPr>
+              <w:spacing w:line="360" w:lineRule="auto" w:before="0" w:after="0"/>
+            </w:pPr>
+            <w:r>
+              <w:rPr>
+                <w:rFonts w:ascii="Arial" w:hAnsi="Arial" w:eastAsia="Arial" w:cs="Arial"/>
+                <w:b w:val="0"/>
+                <w:i w:val="0"/>
+                <w:sz w:val="24"/>
+                <w:u w:val="none"/>
+              </w:rPr>
               <w:t>submission: Work that is turned in to the teacher</w:t>
-              <w:br/>
+            </w:r>
+          </w:p>
+          <w:p>
+            <w:pPr>
+              <w:spacing w:line="360" w:lineRule="auto" w:before="0" w:after="0"/>
+            </w:pPr>
+            <w:r>
+              <w:rPr>
+                <w:rFonts w:ascii="Arial" w:hAnsi="Arial" w:eastAsia="Arial" w:cs="Arial"/>
+                <w:b w:val="0"/>
+                <w:i w:val="0"/>
+                <w:sz w:val="24"/>
+                <w:u w:val="none"/>
+              </w:rPr>
               <w:t>Check your grade evidence list. Identify missing submissions or corrections.</w:t>
-              <w:br/>
-              <w:br/>
-              <w:t>While activities</w:t>
-              <w:br/>
+            </w:r>
+          </w:p>
+          <w:p>
+            <w:pPr>
+              <w:spacing w:line="360" w:lineRule="auto" w:before="0" w:after="0"/>
+            </w:pPr>
+            <w:r>
+              <w:rPr>
+                <w:rFonts w:ascii="Arial" w:hAnsi="Arial" w:eastAsia="Arial" w:cs="Arial"/>
+                <w:b/>
+                <w:i w:val="0"/>
+                <w:sz w:val="24"/>
+                <w:u w:val="none"/>
+              </w:rPr>
+              <w:t>While activities:</w:t>
+            </w:r>
+          </w:p>
+          <w:p>
+            <w:pPr>
+              <w:spacing w:line="360" w:lineRule="auto" w:before="0" w:after="0"/>
+            </w:pPr>
+            <w:r>
+              <w:rPr>
+                <w:rFonts w:ascii="Arial" w:hAnsi="Arial" w:eastAsia="Arial" w:cs="Arial"/>
+                <w:b w:val="0"/>
+                <w:i w:val="0"/>
+                <w:sz w:val="24"/>
+                <w:u w:val="none"/>
+              </w:rPr>
               <w:t>Submit missing file links, revise incomplete reflection prompts, or complete assigned exam/admin forms.</w:t>
-              <w:br/>
-              <w:br/>
-              <w:t>Post activities</w:t>
-              <w:br/>
+            </w:r>
+          </w:p>
+          <w:p>
+            <w:pPr>
+              <w:spacing w:line="360" w:lineRule="auto" w:before="0" w:after="0"/>
+            </w:pPr>
+            <w:r>
+              <w:rPr>
+                <w:rFonts w:ascii="Arial" w:hAnsi="Arial" w:eastAsia="Arial" w:cs="Arial"/>
+                <w:b/>
+                <w:i w:val="0"/>
+                <w:sz w:val="24"/>
+                <w:u w:val="none"/>
+              </w:rPr>
+              <w:t>Post activities:</w:t>
+            </w:r>
+          </w:p>
+          <w:p>
+            <w:pPr>
+              <w:spacing w:line="360" w:lineRule="auto" w:before="0" w:after="0"/>
+            </w:pPr>
+            <w:r>
+              <w:rPr>
+                <w:rFonts w:ascii="Arial" w:hAnsi="Arial" w:eastAsia="Arial" w:cs="Arial"/>
+                <w:b w:val="0"/>
+                <w:i w:val="0"/>
+                <w:sz w:val="24"/>
+                <w:u w:val="none"/>
+              </w:rPr>
               <w:t>Confirm that required files or links are submitted.</w:t>
             </w:r>
           </w:p>
@@ -989,35 +3326,225 @@
               <w:bottom w:val="single" w:sz="4" w:space="0" w:color="auto"/>
               <w:right w:val="single" w:sz="4" w:space="0" w:color="auto"/>
             </w:tcBorders>
+            <w:vAlign w:val="top"/>
           </w:tcPr>
           <w:p>
-            <w:r>
-              <w:t>Topic:</w:t>
-              <w:br/>
+            <w:pPr>
+              <w:spacing w:line="360" w:lineRule="auto" w:before="0" w:after="0"/>
+            </w:pPr>
+            <w:r>
+              <w:rPr>
+                <w:rFonts w:ascii="Arial" w:hAnsi="Arial" w:eastAsia="Arial" w:cs="Arial"/>
+                <w:b/>
+                <w:i w:val="0"/>
+                <w:sz w:val="24"/>
+                <w:u w:val="none"/>
+              </w:rPr>
+              <w:t xml:space="preserve">Topic: </w:t>
+            </w:r>
+            <w:r>
+              <w:rPr>
+                <w:rFonts w:ascii="Arial" w:hAnsi="Arial" w:eastAsia="Arial" w:cs="Arial"/>
+                <w:b w:val="0"/>
+                <w:i w:val="0"/>
+                <w:sz w:val="24"/>
+                <w:u w:val="none"/>
+              </w:rPr>
               <w:t>Trimester reflection and archive</w:t>
-              <w:br/>
-              <w:br/>
-              <w:t>Pre-activities</w:t>
-              <w:br/>
+            </w:r>
+          </w:p>
+          <w:p>
+            <w:pPr>
+              <w:spacing w:line="360" w:lineRule="auto" w:before="0" w:after="0"/>
+            </w:pPr>
+            <w:r>
+              <w:rPr>
+                <w:rFonts w:ascii="Arial" w:hAnsi="Arial" w:eastAsia="Arial" w:cs="Arial"/>
+                <w:i w:val="0"/>
+                <w:sz w:val="24"/>
+                <w:u w:val="none"/>
+                <w:b/>
+              </w:rPr>
+              <w:t>Class Objective:</w:t>
+            </w:r>
+          </w:p>
+          <w:p>
+            <w:pPr>
+              <w:spacing w:line="360" w:lineRule="auto" w:before="0" w:after="0"/>
+            </w:pPr>
+            <w:r>
+              <w:rPr>
+                <w:rFonts w:ascii="Arial" w:hAnsi="Arial" w:eastAsia="Arial" w:cs="Arial"/>
+                <w:i w:val="0"/>
+                <w:sz w:val="24"/>
+                <w:u w:val="none"/>
+              </w:rPr>
+              <w:t>Organize portfolio files and reflect on project process and skills learned.</w:t>
+            </w:r>
+          </w:p>
+          <w:p>
+            <w:pPr>
+              <w:spacing w:line="360" w:lineRule="auto" w:before="0" w:after="0"/>
+            </w:pPr>
+            <w:r>
+              <w:rPr>
+                <w:rFonts w:ascii="Arial" w:hAnsi="Arial" w:eastAsia="Arial" w:cs="Arial"/>
+                <w:b/>
+                <w:i w:val="0"/>
+                <w:sz w:val="24"/>
+                <w:u w:val="none"/>
+              </w:rPr>
+              <w:t>Pre-activities:</w:t>
+            </w:r>
+          </w:p>
+          <w:p>
+            <w:pPr>
+              <w:spacing w:line="360" w:lineRule="auto" w:before="0" w:after="0"/>
+            </w:pPr>
+            <w:r>
+              <w:rPr>
+                <w:rFonts w:ascii="Arial" w:hAnsi="Arial" w:eastAsia="Arial" w:cs="Arial"/>
+                <w:b w:val="0"/>
+                <w:i w:val="0"/>
+                <w:sz w:val="24"/>
+                <w:u w:val="none"/>
+              </w:rPr>
               <w:t>Review Week 13 practice vocabulary (part 2).</w:t>
-              <w:br/>
+            </w:r>
+          </w:p>
+          <w:p>
+            <w:pPr>
+              <w:spacing w:line="360" w:lineRule="auto" w:before="0" w:after="0"/>
+            </w:pPr>
+            <w:r>
+              <w:rPr>
+                <w:rFonts w:ascii="Arial" w:hAnsi="Arial" w:eastAsia="Arial" w:cs="Arial"/>
+                <w:b w:val="0"/>
+                <w:i w:val="0"/>
+                <w:sz w:val="24"/>
+                <w:u w:val="none"/>
+              </w:rPr>
               <w:t>correction: A change that fixes a mistake</w:t>
-              <w:br/>
+            </w:r>
+          </w:p>
+          <w:p>
+            <w:pPr>
+              <w:spacing w:line="360" w:lineRule="auto" w:before="0" w:after="0"/>
+            </w:pPr>
+            <w:r>
+              <w:rPr>
+                <w:rFonts w:ascii="Arial" w:hAnsi="Arial" w:eastAsia="Arial" w:cs="Arial"/>
+                <w:b w:val="0"/>
+                <w:i w:val="0"/>
+                <w:sz w:val="24"/>
+                <w:u w:val="none"/>
+              </w:rPr>
               <w:t>reflection: Thinking about what happened and what you learned</w:t>
-              <w:br/>
+            </w:r>
+          </w:p>
+          <w:p>
+            <w:pPr>
+              <w:spacing w:line="360" w:lineRule="auto" w:before="0" w:after="0"/>
+            </w:pPr>
+            <w:r>
+              <w:rPr>
+                <w:rFonts w:ascii="Arial" w:hAnsi="Arial" w:eastAsia="Arial" w:cs="Arial"/>
+                <w:b w:val="0"/>
+                <w:i w:val="0"/>
+                <w:sz w:val="24"/>
+                <w:u w:val="none"/>
+              </w:rPr>
               <w:t>folder: A place used to organize files</w:t>
-              <w:br/>
+            </w:r>
+          </w:p>
+          <w:p>
+            <w:pPr>
+              <w:spacing w:line="360" w:lineRule="auto" w:before="0" w:after="0"/>
+            </w:pPr>
+            <w:r>
+              <w:rPr>
+                <w:rFonts w:ascii="Arial" w:hAnsi="Arial" w:eastAsia="Arial" w:cs="Arial"/>
+                <w:b w:val="0"/>
+                <w:i w:val="0"/>
+                <w:sz w:val="24"/>
+                <w:u w:val="none"/>
+              </w:rPr>
               <w:t>Review the trimester skills: vector design, computing systems, web structure, search, credits, and presentation.</w:t>
-              <w:br/>
-              <w:br/>
-              <w:t>While activities</w:t>
-              <w:br/>
+            </w:r>
+          </w:p>
+          <w:p>
+            <w:pPr>
+              <w:spacing w:line="360" w:lineRule="auto" w:before="0" w:after="0"/>
+            </w:pPr>
+            <w:r>
+              <w:rPr>
+                <w:rFonts w:ascii="Arial" w:hAnsi="Arial" w:eastAsia="Arial" w:cs="Arial"/>
+                <w:b/>
+                <w:i w:val="0"/>
+                <w:sz w:val="24"/>
+                <w:u w:val="none"/>
+              </w:rPr>
+              <w:t>While activities:</w:t>
+            </w:r>
+          </w:p>
+          <w:p>
+            <w:pPr>
+              <w:spacing w:line="360" w:lineRule="auto" w:before="0" w:after="0"/>
+            </w:pPr>
+            <w:r>
+              <w:rPr>
+                <w:rFonts w:ascii="Arial" w:hAnsi="Arial" w:eastAsia="Arial" w:cs="Arial"/>
+                <w:b w:val="0"/>
+                <w:i w:val="0"/>
+                <w:sz w:val="24"/>
+                <w:u w:val="none"/>
+              </w:rPr>
               <w:t>Organize your digital portfolio folder, submit any missing exam/admin form, and write a reflection about the project process and skills learned.</w:t>
-              <w:br/>
-              <w:br/>
-              <w:t>Post activities</w:t>
-              <w:br/>
-              <w:t>Archive files according to classroom instructions. Prepare for the next trimester.</w:t>
+            </w:r>
+          </w:p>
+          <w:p>
+            <w:pPr>
+              <w:spacing w:line="360" w:lineRule="auto" w:before="0" w:after="0"/>
+            </w:pPr>
+            <w:r>
+              <w:rPr>
+                <w:rFonts w:ascii="Arial" w:hAnsi="Arial" w:eastAsia="Arial" w:cs="Arial"/>
+                <w:b/>
+                <w:i w:val="0"/>
+                <w:sz w:val="24"/>
+                <w:u w:val="none"/>
+              </w:rPr>
+              <w:t>Post activities:</w:t>
+            </w:r>
+          </w:p>
+          <w:p>
+            <w:pPr>
+              <w:spacing w:line="360" w:lineRule="auto" w:before="0" w:after="0"/>
+            </w:pPr>
+            <w:r>
+              <w:rPr>
+                <w:rFonts w:ascii="Arial" w:hAnsi="Arial" w:eastAsia="Arial" w:cs="Arial"/>
+                <w:b w:val="0"/>
+                <w:i w:val="0"/>
+                <w:sz w:val="24"/>
+                <w:u w:val="none"/>
+              </w:rPr>
+              <w:t>Archive files according to classroom instructions.</w:t>
+            </w:r>
+          </w:p>
+          <w:p>
+            <w:pPr>
+              <w:spacing w:line="360" w:lineRule="auto" w:before="0" w:after="0"/>
+            </w:pPr>
+            <w:r>
+              <w:rPr>
+                <w:rFonts w:ascii="Arial" w:hAnsi="Arial" w:eastAsia="Arial" w:cs="Arial"/>
+                <w:b w:val="0"/>
+                <w:i w:val="0"/>
+                <w:sz w:val="24"/>
+                <w:u w:val="none"/>
+              </w:rPr>
+              <w:t>Prepare for the next trimester.</w:t>
             </w:r>
           </w:p>
         </w:tc>
@@ -1032,10 +3559,31 @@
               <w:bottom w:val="single" w:sz="4" w:space="0" w:color="auto"/>
               <w:right w:val="single" w:sz="4" w:space="0" w:color="auto"/>
             </w:tcBorders>
+            <w:vAlign w:val="top"/>
           </w:tcPr>
           <w:p>
-            <w:r>
-              <w:t>Resources: Pen, pencil, technology notebook, student's email and password, Inkscape, vector graphics files, Google Sites access, Google Classroom, text editor and browser, environmental video file, project rubric, checklist or worksheet, project planning sheet, projector.</w:t>
+            <w:pPr>
+              <w:spacing w:line="360" w:lineRule="auto" w:before="0" w:after="0"/>
+            </w:pPr>
+            <w:r>
+              <w:rPr>
+                <w:rFonts w:ascii="Arial" w:hAnsi="Arial" w:eastAsia="Arial" w:cs="Arial"/>
+                <w:b/>
+                <w:i w:val="0"/>
+                <w:sz w:val="24"/>
+                <w:u w:val="none"/>
+              </w:rPr>
+              <w:t xml:space="preserve">Resources: </w:t>
+            </w:r>
+            <w:r>
+              <w:rPr>
+                <w:rFonts w:ascii="Arial" w:hAnsi="Arial" w:eastAsia="Arial" w:cs="Arial"/>
+                <w:b w:val="0"/>
+                <w:i w:val="0"/>
+                <w:sz w:val="24"/>
+                <w:u w:val="none"/>
+              </w:rPr>
+              <w:t>Pen, pencil, technology notebook, student's computer, email and password</w:t>
             </w:r>
           </w:p>
         </w:tc>
@@ -1048,10 +3596,31 @@
               <w:bottom w:val="single" w:sz="4" w:space="0" w:color="auto"/>
               <w:right w:val="single" w:sz="4" w:space="0" w:color="auto"/>
             </w:tcBorders>
+            <w:vAlign w:val="top"/>
           </w:tcPr>
           <w:p>
-            <w:r>
-              <w:t>Resources: Pen, pencil, technology notebook, student's email and password, Inkscape, vector graphics files, Google Sites access, Google Classroom, text editor and browser, environmental video file, project rubric, checklist or worksheet, project planning sheet, projector.</w:t>
+            <w:pPr>
+              <w:spacing w:line="360" w:lineRule="auto" w:before="0" w:after="0"/>
+            </w:pPr>
+            <w:r>
+              <w:rPr>
+                <w:rFonts w:ascii="Arial" w:hAnsi="Arial" w:eastAsia="Arial" w:cs="Arial"/>
+                <w:b/>
+                <w:i w:val="0"/>
+                <w:sz w:val="24"/>
+                <w:u w:val="none"/>
+              </w:rPr>
+              <w:t xml:space="preserve">Resources: </w:t>
+            </w:r>
+            <w:r>
+              <w:rPr>
+                <w:rFonts w:ascii="Arial" w:hAnsi="Arial" w:eastAsia="Arial" w:cs="Arial"/>
+                <w:b w:val="0"/>
+                <w:i w:val="0"/>
+                <w:sz w:val="24"/>
+                <w:u w:val="none"/>
+              </w:rPr>
+              <w:t>Pen, pencil, technology notebook, student's computer, email and password</w:t>
             </w:r>
           </w:p>
         </w:tc>
@@ -8374,19 +10943,6 @@
       <w:szCs w:val="30"/>
     </w:rPr>
   </w:style>
-  <w:style w:type="table" w:customStyle="1" w:styleId="a">
-    <w:basedOn w:val="TableNormal4"/>
-    <w:tblPr>
-      <w:tblStyleRowBandSize w:val="1"/>
-      <w:tblStyleColBandSize w:val="1"/>
-      <w:tblCellMar>
-        <w:top w:w="100" w:type="dxa"/>
-        <w:left w:w="100" w:type="dxa"/>
-        <w:bottom w:w="100" w:type="dxa"/>
-        <w:right w:w="100" w:type="dxa"/>
-      </w:tblCellMar>
-    </w:tblPr>
-  </w:style>
   <w:style w:type="paragraph" w:styleId="ListParagraph">
     <w:name w:val="List Paragraph"/>
     <w:basedOn w:val="Normal"/>
@@ -8724,238 +11280,6 @@
       <w:szCs w:val="24"/>
     </w:rPr>
   </w:style>
-  <w:style w:type="table" w:customStyle="1" w:styleId="a0">
-    <w:basedOn w:val="TableNormal4"/>
-    <w:pPr>
-      <w:spacing w:line="240" w:lineRule="auto"/>
-    </w:pPr>
-    <w:tblPr>
-      <w:tblStyleRowBandSize w:val="1"/>
-      <w:tblStyleColBandSize w:val="1"/>
-      <w:tblCellMar>
-        <w:left w:w="108" w:type="dxa"/>
-        <w:right w:w="108" w:type="dxa"/>
-      </w:tblCellMar>
-    </w:tblPr>
-  </w:style>
-  <w:style w:type="table" w:customStyle="1" w:styleId="a1">
-    <w:basedOn w:val="TableNormal4"/>
-    <w:pPr>
-      <w:spacing w:line="240" w:lineRule="auto"/>
-    </w:pPr>
-    <w:tblPr>
-      <w:tblStyleRowBandSize w:val="1"/>
-      <w:tblStyleColBandSize w:val="1"/>
-      <w:tblCellMar>
-        <w:left w:w="108" w:type="dxa"/>
-        <w:right w:w="108" w:type="dxa"/>
-      </w:tblCellMar>
-    </w:tblPr>
-  </w:style>
-  <w:style w:type="table" w:customStyle="1" w:styleId="a2">
-    <w:basedOn w:val="TableNormal4"/>
-    <w:pPr>
-      <w:spacing w:line="240" w:lineRule="auto"/>
-    </w:pPr>
-    <w:tblPr>
-      <w:tblStyleRowBandSize w:val="1"/>
-      <w:tblStyleColBandSize w:val="1"/>
-      <w:tblCellMar>
-        <w:left w:w="108" w:type="dxa"/>
-        <w:right w:w="108" w:type="dxa"/>
-      </w:tblCellMar>
-    </w:tblPr>
-  </w:style>
-  <w:style w:type="table" w:customStyle="1" w:styleId="a3">
-    <w:basedOn w:val="TableNormal4"/>
-    <w:pPr>
-      <w:spacing w:line="240" w:lineRule="auto"/>
-    </w:pPr>
-    <w:tblPr>
-      <w:tblStyleRowBandSize w:val="1"/>
-      <w:tblStyleColBandSize w:val="1"/>
-      <w:tblCellMar>
-        <w:left w:w="108" w:type="dxa"/>
-        <w:right w:w="108" w:type="dxa"/>
-      </w:tblCellMar>
-    </w:tblPr>
-  </w:style>
-  <w:style w:type="table" w:customStyle="1" w:styleId="a4">
-    <w:basedOn w:val="TableNormal4"/>
-    <w:pPr>
-      <w:spacing w:line="240" w:lineRule="auto"/>
-    </w:pPr>
-    <w:tblPr>
-      <w:tblStyleRowBandSize w:val="1"/>
-      <w:tblStyleColBandSize w:val="1"/>
-      <w:tblCellMar>
-        <w:left w:w="108" w:type="dxa"/>
-        <w:right w:w="108" w:type="dxa"/>
-      </w:tblCellMar>
-    </w:tblPr>
-  </w:style>
-  <w:style w:type="table" w:customStyle="1" w:styleId="a5">
-    <w:basedOn w:val="TableNormal4"/>
-    <w:pPr>
-      <w:spacing w:line="240" w:lineRule="auto"/>
-    </w:pPr>
-    <w:tblPr>
-      <w:tblStyleRowBandSize w:val="1"/>
-      <w:tblStyleColBandSize w:val="1"/>
-      <w:tblCellMar>
-        <w:left w:w="108" w:type="dxa"/>
-        <w:right w:w="108" w:type="dxa"/>
-      </w:tblCellMar>
-    </w:tblPr>
-  </w:style>
-  <w:style w:type="table" w:customStyle="1" w:styleId="a6">
-    <w:basedOn w:val="TableNormal4"/>
-    <w:pPr>
-      <w:spacing w:line="240" w:lineRule="auto"/>
-    </w:pPr>
-    <w:tblPr>
-      <w:tblStyleRowBandSize w:val="1"/>
-      <w:tblStyleColBandSize w:val="1"/>
-      <w:tblCellMar>
-        <w:left w:w="108" w:type="dxa"/>
-        <w:right w:w="108" w:type="dxa"/>
-      </w:tblCellMar>
-    </w:tblPr>
-  </w:style>
-  <w:style w:type="table" w:customStyle="1" w:styleId="a7">
-    <w:basedOn w:val="TableNormal4"/>
-    <w:pPr>
-      <w:spacing w:line="240" w:lineRule="auto"/>
-    </w:pPr>
-    <w:tblPr>
-      <w:tblStyleRowBandSize w:val="1"/>
-      <w:tblStyleColBandSize w:val="1"/>
-      <w:tblCellMar>
-        <w:left w:w="108" w:type="dxa"/>
-        <w:right w:w="108" w:type="dxa"/>
-      </w:tblCellMar>
-    </w:tblPr>
-  </w:style>
-  <w:style w:type="table" w:customStyle="1" w:styleId="a8">
-    <w:basedOn w:val="TableNormal4"/>
-    <w:pPr>
-      <w:spacing w:line="240" w:lineRule="auto"/>
-    </w:pPr>
-    <w:tblPr>
-      <w:tblStyleRowBandSize w:val="1"/>
-      <w:tblStyleColBandSize w:val="1"/>
-      <w:tblCellMar>
-        <w:left w:w="108" w:type="dxa"/>
-        <w:right w:w="108" w:type="dxa"/>
-      </w:tblCellMar>
-    </w:tblPr>
-  </w:style>
-  <w:style w:type="table" w:customStyle="1" w:styleId="a9">
-    <w:basedOn w:val="TableNormal4"/>
-    <w:pPr>
-      <w:spacing w:line="240" w:lineRule="auto"/>
-    </w:pPr>
-    <w:tblPr>
-      <w:tblStyleRowBandSize w:val="1"/>
-      <w:tblStyleColBandSize w:val="1"/>
-      <w:tblCellMar>
-        <w:left w:w="108" w:type="dxa"/>
-        <w:right w:w="108" w:type="dxa"/>
-      </w:tblCellMar>
-    </w:tblPr>
-  </w:style>
-  <w:style w:type="table" w:customStyle="1" w:styleId="aa">
-    <w:basedOn w:val="TableNormal4"/>
-    <w:pPr>
-      <w:spacing w:line="240" w:lineRule="auto"/>
-    </w:pPr>
-    <w:tblPr>
-      <w:tblStyleRowBandSize w:val="1"/>
-      <w:tblStyleColBandSize w:val="1"/>
-      <w:tblCellMar>
-        <w:left w:w="108" w:type="dxa"/>
-        <w:right w:w="108" w:type="dxa"/>
-      </w:tblCellMar>
-    </w:tblPr>
-  </w:style>
-  <w:style w:type="table" w:customStyle="1" w:styleId="ab">
-    <w:basedOn w:val="TableNormal4"/>
-    <w:pPr>
-      <w:spacing w:line="240" w:lineRule="auto"/>
-    </w:pPr>
-    <w:tblPr>
-      <w:tblStyleRowBandSize w:val="1"/>
-      <w:tblStyleColBandSize w:val="1"/>
-      <w:tblCellMar>
-        <w:left w:w="108" w:type="dxa"/>
-        <w:right w:w="108" w:type="dxa"/>
-      </w:tblCellMar>
-    </w:tblPr>
-  </w:style>
-  <w:style w:type="table" w:customStyle="1" w:styleId="ac">
-    <w:basedOn w:val="TableNormal1"/>
-    <w:pPr>
-      <w:spacing w:line="240" w:lineRule="auto"/>
-    </w:pPr>
-    <w:tblPr>
-      <w:tblStyleRowBandSize w:val="1"/>
-      <w:tblStyleColBandSize w:val="1"/>
-      <w:tblCellMar>
-        <w:top w:w="100" w:type="dxa"/>
-        <w:left w:w="108" w:type="dxa"/>
-        <w:bottom w:w="100" w:type="dxa"/>
-        <w:right w:w="108" w:type="dxa"/>
-      </w:tblCellMar>
-    </w:tblPr>
-  </w:style>
-  <w:style w:type="table" w:customStyle="1" w:styleId="ad">
-    <w:basedOn w:val="TableNormal1"/>
-    <w:pPr>
-      <w:spacing w:line="240" w:lineRule="auto"/>
-    </w:pPr>
-    <w:tblPr>
-      <w:tblStyleRowBandSize w:val="1"/>
-      <w:tblStyleColBandSize w:val="1"/>
-      <w:tblCellMar>
-        <w:top w:w="100" w:type="dxa"/>
-        <w:left w:w="108" w:type="dxa"/>
-        <w:bottom w:w="100" w:type="dxa"/>
-        <w:right w:w="108" w:type="dxa"/>
-      </w:tblCellMar>
-    </w:tblPr>
-  </w:style>
-  <w:style w:type="table" w:customStyle="1" w:styleId="ae">
-    <w:basedOn w:val="TableNormal1"/>
-    <w:pPr>
-      <w:spacing w:line="240" w:lineRule="auto"/>
-    </w:pPr>
-    <w:tblPr>
-      <w:tblStyleRowBandSize w:val="1"/>
-      <w:tblStyleColBandSize w:val="1"/>
-      <w:tblCellMar>
-        <w:top w:w="100" w:type="dxa"/>
-        <w:left w:w="108" w:type="dxa"/>
-        <w:bottom w:w="100" w:type="dxa"/>
-        <w:right w:w="108" w:type="dxa"/>
-      </w:tblCellMar>
-    </w:tblPr>
-  </w:style>
-  <w:style w:type="table" w:customStyle="1" w:styleId="af">
-    <w:basedOn w:val="TableNormal1"/>
-    <w:pPr>
-      <w:spacing w:line="240" w:lineRule="auto"/>
-    </w:pPr>
-    <w:tblPr>
-      <w:tblStyleRowBandSize w:val="1"/>
-      <w:tblStyleColBandSize w:val="1"/>
-      <w:tblCellMar>
-        <w:top w:w="100" w:type="dxa"/>
-        <w:left w:w="108" w:type="dxa"/>
-        <w:bottom w:w="100" w:type="dxa"/>
-        <w:right w:w="108" w:type="dxa"/>
-      </w:tblCellMar>
-    </w:tblPr>
-  </w:style>
   <w:style w:type="character" w:styleId="Strong">
     <w:name w:val="Strong"/>
     <w:basedOn w:val="DefaultParagraphFont"/>
@@ -8966,19 +11290,6 @@
       <w:b/>
       <w:bCs/>
     </w:rPr>
-  </w:style>
-  <w:style w:type="table" w:customStyle="1" w:styleId="af0">
-    <w:basedOn w:val="TableNormal"/>
-    <w:tblPr>
-      <w:tblStyleRowBandSize w:val="1"/>
-      <w:tblStyleColBandSize w:val="1"/>
-      <w:tblCellMar>
-        <w:top w:w="15" w:type="dxa"/>
-        <w:left w:w="15" w:type="dxa"/>
-        <w:bottom w:w="15" w:type="dxa"/>
-        <w:right w:w="15" w:type="dxa"/>
-      </w:tblCellMar>
-    </w:tblPr>
   </w:style>
   <w:style w:type="character" w:styleId="Hyperlink">
     <w:name w:val="Hyperlink"/>
